--- a/Kortex-AI-Initiative.docx
+++ b/Kortex-AI-Initiative.docx
@@ -878,7 +878,7 @@
                 <w:sz w:val="19"/>
                 <w:szCs w:val="19"/>
               </w:rPr>
-              <w:t xml:space="preserve">3</w:t>
+              <w:t xml:space="preserve">8</w:t>
             </w:r>
           </w:p>
         </w:tc>
@@ -903,7 +903,7 @@
                 <w:sz w:val="19"/>
                 <w:szCs w:val="19"/>
               </w:rPr>
-              <w:t xml:space="preserve">Specialised agents</w:t>
+              <w:t xml:space="preserve">Specialised agents — 2 working, 6 planned</w:t>
             </w:r>
           </w:p>
         </w:tc>
@@ -1123,7 +1123,7 @@
           <w:sz w:val="21"/>
           <w:szCs w:val="21"/>
         </w:rPr>
-        <w:t xml:space="preserve">The KTP DevOps team supports a product family whose knowledge is fragmented across product documentation, Salesforce cases, ServiceNow vulnerability records, Jira issues and the experience held by individual engineers. Four objectives follow from that.</w:t>
+        <w:t xml:space="preserve">The KTP DevOps team supports a product family whose knowledge is fragmented across product documentation, Salesforce cases, ServiceNow vulnerability records, Jira issues and the experience held by individual engineers. Four objectives follow from that: reaching product knowledge, reaching resolution knowledge, seeing the day's work in one place, and building the capability to do more of this.</w:t>
       </w:r>
     </w:p>
     <w:p>
@@ -1484,7 +1484,7 @@
           <w:sz w:val="23"/>
           <w:szCs w:val="23"/>
         </w:rPr>
-        <w:t xml:space="preserve">Objective 1 — Cut the search that precedes the fix</w:t>
+        <w:t xml:space="preserve">Objective 1 — Product answers without waiting for the person who knows</w:t>
       </w:r>
     </w:p>
     <w:p>
@@ -1498,7 +1498,7 @@
           <w:sz w:val="21"/>
           <w:szCs w:val="21"/>
         </w:rPr>
-        <w:t xml:space="preserve">The pattern we want to change is specific. When an engineer picks up an application bug or error, the work divides into two parts: finding out what is going on, and fixing it. The second part is often minutes. The first routinely takes days.</w:t>
+        <w:t xml:space="preserve">The KTP Suite is large, and the people who understand it best are the people most interrupted. Finding out how something works today means reading through product documentation, or asking a colleague and waiting — and that colleague may be in another time zone, on leave, or in the middle of their own escalation. The knowledge is not missing. Reaching it depends on someone's availability.</w:t>
       </w:r>
     </w:p>
     <w:p>
@@ -1512,7 +1512,27 @@
           <w:sz w:val="21"/>
           <w:szCs w:val="21"/>
         </w:rPr>
-        <w:t xml:space="preserve">It takes days because there is no way to know whether a precedent exists. So the engineer reads through the application's documentation, searches related email threads, and asks colleagues whether anyone has seen it before — and does that whole sweep before establishing whether the answer was already written down by someone else months ago. When it was, the exploration was wasted. When it was not, the exploration was necessary but nobody else benefits from it next time.</w:t>
+        <w:t xml:space="preserve">Kortex answers product questions directly from the official documentation, with citations back to the source, and — this matters more than it first sounds — </w:t>
+      </w:r>
+      <w:r>
+        <w:rPr>
+          <w:rFonts w:ascii="Calibri" w:cs="Calibri" w:eastAsia="Calibri" w:hAnsi="Calibri"/>
+          <w:b/>
+          <w:bCs/>
+          <w:color w:val="131A18"/>
+          <w:sz w:val="21"/>
+          <w:szCs w:val="21"/>
+        </w:rPr>
+        <w:t xml:space="preserve">correct for the version the user is actually running</w:t>
+      </w:r>
+      <w:r>
+        <w:rPr>
+          <w:rFonts w:ascii="Calibri" w:cs="Calibri" w:eastAsia="Calibri" w:hAnsi="Calibri"/>
+          <w:color w:val="131A18"/>
+          <w:sz w:val="21"/>
+          <w:szCs w:val="21"/>
+        </w:rPr>
+        <w:t xml:space="preserve">. Someone working on CTI 23.2 gets 23.2's answer, not 24.1's. This is also the clearest thing a general-purpose assistant cannot do for us: it has no way of knowing which release is in front of the person asking.</w:t>
       </w:r>
     </w:p>
     <w:p>
@@ -1526,7 +1546,111 @@
           <w:sz w:val="21"/>
           <w:szCs w:val="21"/>
         </w:rPr>
-        <w:t xml:space="preserve">Kortex is intended to answer the precedent question first, from the documentation and from our own troubleshooting write-ups, with citations back to the source so the engineer can verify rather than trust. Getting to the fix in minutes instead of days is the outcome we are aiming at.</w:t>
+        <w:t xml:space="preserve">Three consequences follow, and each is worth stating separately:</w:t>
+      </w:r>
+    </w:p>
+    <w:p>
+      <w:pPr>
+        <w:pStyle w:val="ListParagraph"/>
+        <w:numPr>
+          <w:ilvl w:val="0"/>
+          <w:numId w:val="2"/>
+        </w:numPr>
+        <w:spacing w:after="90" w:line="276"/>
+      </w:pPr>
+      <w:r>
+        <w:rPr>
+          <w:rFonts w:ascii="Calibri" w:cs="Calibri" w:eastAsia="Calibri" w:hAnsi="Calibri"/>
+          <w:b/>
+          <w:bCs/>
+          <w:color w:val="131A18"/>
+          <w:sz w:val="21"/>
+          <w:szCs w:val="21"/>
+        </w:rPr>
+        <w:t xml:space="preserve">Specialist time is reclaimed.</w:t>
+      </w:r>
+      <w:r>
+        <w:rPr>
+          <w:rFonts w:ascii="Calibri" w:cs="Calibri" w:eastAsia="Calibri" w:hAnsi="Calibri"/>
+          <w:color w:val="131A18"/>
+          <w:sz w:val="21"/>
+          <w:szCs w:val="21"/>
+        </w:rPr>
+        <w:t xml:space="preserve"> Routine questions stop arriving at the few people who can answer everything.</w:t>
+      </w:r>
+    </w:p>
+    <w:p>
+      <w:pPr>
+        <w:pStyle w:val="ListParagraph"/>
+        <w:numPr>
+          <w:ilvl w:val="0"/>
+          <w:numId w:val="2"/>
+        </w:numPr>
+        <w:spacing w:after="90" w:line="276"/>
+      </w:pPr>
+      <w:r>
+        <w:rPr>
+          <w:rFonts w:ascii="Calibri" w:cs="Calibri" w:eastAsia="Calibri" w:hAnsi="Calibri"/>
+          <w:b/>
+          <w:bCs/>
+          <w:color w:val="131A18"/>
+          <w:sz w:val="21"/>
+          <w:szCs w:val="21"/>
+        </w:rPr>
+        <w:t xml:space="preserve">New joiners get further alone.</w:t>
+      </w:r>
+      <w:r>
+        <w:rPr>
+          <w:rFonts w:ascii="Calibri" w:cs="Calibri" w:eastAsia="Calibri" w:hAnsi="Calibri"/>
+          <w:color w:val="131A18"/>
+          <w:sz w:val="21"/>
+          <w:szCs w:val="21"/>
+        </w:rPr>
+        <w:t xml:space="preserve"> Onboarding currently runs on shoulder-tapping. This is also the benefit easiest to measure, which matters given we have no baseline for anything else.</w:t>
+      </w:r>
+    </w:p>
+    <w:p>
+      <w:pPr>
+        <w:pStyle w:val="ListParagraph"/>
+        <w:numPr>
+          <w:ilvl w:val="0"/>
+          <w:numId w:val="2"/>
+        </w:numPr>
+        <w:spacing w:after="90" w:line="276"/>
+      </w:pPr>
+      <w:r>
+        <w:rPr>
+          <w:rFonts w:ascii="Calibri" w:cs="Calibri" w:eastAsia="Calibri" w:hAnsi="Calibri"/>
+          <w:b/>
+          <w:bCs/>
+          <w:color w:val="131A18"/>
+          <w:sz w:val="21"/>
+          <w:szCs w:val="21"/>
+        </w:rPr>
+        <w:t xml:space="preserve">Answers become traceable.</w:t>
+      </w:r>
+      <w:r>
+        <w:rPr>
+          <w:rFonts w:ascii="Calibri" w:cs="Calibri" w:eastAsia="Calibri" w:hAnsi="Calibri"/>
+          <w:color w:val="131A18"/>
+          <w:sz w:val="21"/>
+          <w:szCs w:val="21"/>
+        </w:rPr>
+        <w:t xml:space="preserve"> Every response cites its source and is recorded. A corridor conversation is neither — so this makes knowledge transfer auditable in a way our current practice is not.</w:t>
+      </w:r>
+    </w:p>
+    <w:p>
+      <w:pPr>
+        <w:spacing w:after="140" w:line="276"/>
+      </w:pPr>
+      <w:r>
+        <w:rPr>
+          <w:rFonts w:ascii="Calibri" w:cs="Calibri" w:eastAsia="Calibri" w:hAnsi="Calibri"/>
+          <w:color w:val="131A18"/>
+          <w:sz w:val="21"/>
+          <w:szCs w:val="21"/>
+        </w:rPr>
+        <w:t xml:space="preserve">The corpus is maintained operationally: documentation is uploaded as it is published, and on each release. Version history is retained deliberately, because colleagues supporting older releases need the answer that was true for theirs.</w:t>
       </w:r>
     </w:p>
     <w:p>
@@ -1543,7 +1667,7 @@
           <w:sz w:val="23"/>
           <w:szCs w:val="23"/>
         </w:rPr>
-        <w:t xml:space="preserve">Objective 2 — Reuse what we already know about vulnerabilities</w:t>
+        <w:t xml:space="preserve">Objective 2 — Get from symptom to resolution faster</w:t>
       </w:r>
     </w:p>
     <w:p>
@@ -1557,7 +1681,7 @@
           <w:sz w:val="21"/>
           <w:szCs w:val="21"/>
         </w:rPr>
-        <w:t xml:space="preserve">Vulnerability reports reach us from our source, are distributed across the team, and each engineer investigates and remediates for their own case or server. Each investigation is written up. Over time that has produced a substantial body of knowledge about how vulnerabilities actually affect our products and what we did about them — but it lives in individual reports and individual memories, so the same ground gets covered more than once.</w:t>
+        <w:t xml:space="preserve">When an engineer picks up an application error or a vulnerability report, the work divides into two parts: working out what is going on, and fixing it. The second part is often minutes. The first routinely takes days.</w:t>
       </w:r>
     </w:p>
     <w:p>
@@ -1571,7 +1695,21 @@
           <w:sz w:val="21"/>
           <w:szCs w:val="21"/>
         </w:rPr>
-        <w:t xml:space="preserve">The planned agent draws on two sources: the vulnerability report data for current status, and </w:t>
+        <w:t xml:space="preserve">It takes days because there is no way to know whether a precedent exists. So the engineer reads the documentation, searches related email threads, and asks colleagues whether anyone has seen it before — completing that whole sweep before establishing whether the answer was already written down by someone else months ago. When it was, the exploration was wasted. When it was not, the exploration was necessary but nobody else benefits from it next time.</w:t>
+      </w:r>
+    </w:p>
+    <w:p>
+      <w:pPr>
+        <w:spacing w:after="140" w:line="276"/>
+      </w:pPr>
+      <w:r>
+        <w:rPr>
+          <w:rFonts w:ascii="Calibri" w:cs="Calibri" w:eastAsia="Calibri" w:hAnsi="Calibri"/>
+          <w:color w:val="131A18"/>
+          <w:sz w:val="21"/>
+          <w:szCs w:val="21"/>
+        </w:rPr>
+        <w:t xml:space="preserve">The knowledge that would shorten this exists, but not in the official documentation. It is in the investigation and resolution write-ups produced every time somebody solves one of these — and those live in individual reports and individual memories. </w:t>
       </w:r>
       <w:r>
         <w:rPr>
@@ -1582,8 +1720,13 @@
           <w:sz w:val="21"/>
           <w:szCs w:val="21"/>
         </w:rPr>
-        <w:t xml:space="preserve">our own investigation and resolution history</w:t>
-      </w:r>
+        <w:t xml:space="preserve">Objective 1 is about reaching knowledge that has been published. This one is about reaching knowledge we had to earn.</w:t>
+      </w:r>
+    </w:p>
+    <w:p>
+      <w:pPr>
+        <w:spacing w:after="140" w:line="276"/>
+      </w:pPr>
       <w:r>
         <w:rPr>
           <w:rFonts w:ascii="Calibri" w:cs="Calibri" w:eastAsia="Calibri" w:hAnsi="Calibri"/>
@@ -1591,7 +1734,81 @@
           <w:sz w:val="21"/>
           <w:szCs w:val="21"/>
         </w:rPr>
-        <w:t xml:space="preserve">. That second source is the valuable one, because it lets the assistant answer a question no general-purpose tool can — have we seen something like this before, and what did we actually do?</w:t>
+        <w:t xml:space="preserve">Two kinds of work sit here, and they behave the same way:</w:t>
+      </w:r>
+    </w:p>
+    <w:p>
+      <w:pPr>
+        <w:pStyle w:val="ListParagraph"/>
+        <w:numPr>
+          <w:ilvl w:val="0"/>
+          <w:numId w:val="2"/>
+        </w:numPr>
+        <w:spacing w:after="90" w:line="276"/>
+      </w:pPr>
+      <w:r>
+        <w:rPr>
+          <w:rFonts w:ascii="Calibri" w:cs="Calibri" w:eastAsia="Calibri" w:hAnsi="Calibri"/>
+          <w:b/>
+          <w:bCs/>
+          <w:color w:val="131A18"/>
+          <w:sz w:val="21"/>
+          <w:szCs w:val="21"/>
+        </w:rPr>
+        <w:t xml:space="preserve">Application bugs and errors</w:t>
+      </w:r>
+      <w:r>
+        <w:rPr>
+          <w:rFonts w:ascii="Calibri" w:cs="Calibri" w:eastAsia="Calibri" w:hAnsi="Calibri"/>
+          <w:color w:val="131A18"/>
+          <w:sz w:val="21"/>
+          <w:szCs w:val="21"/>
+        </w:rPr>
+        <w:t xml:space="preserve"> — where a colleague has almost certainly met something similar.</w:t>
+      </w:r>
+    </w:p>
+    <w:p>
+      <w:pPr>
+        <w:pStyle w:val="ListParagraph"/>
+        <w:numPr>
+          <w:ilvl w:val="0"/>
+          <w:numId w:val="2"/>
+        </w:numPr>
+        <w:spacing w:after="90" w:line="276"/>
+      </w:pPr>
+      <w:r>
+        <w:rPr>
+          <w:rFonts w:ascii="Calibri" w:cs="Calibri" w:eastAsia="Calibri" w:hAnsi="Calibri"/>
+          <w:b/>
+          <w:bCs/>
+          <w:color w:val="131A18"/>
+          <w:sz w:val="21"/>
+          <w:szCs w:val="21"/>
+        </w:rPr>
+        <w:t xml:space="preserve">Vulnerability handling</w:t>
+      </w:r>
+      <w:r>
+        <w:rPr>
+          <w:rFonts w:ascii="Calibri" w:cs="Calibri" w:eastAsia="Calibri" w:hAnsi="Calibri"/>
+          <w:color w:val="131A18"/>
+          <w:sz w:val="21"/>
+          <w:szCs w:val="21"/>
+        </w:rPr>
+        <w:t xml:space="preserve"> — where a report arrives, is distributed across the team, and each engineer investigates and remediates for their own case or server. Our accumulated assessments describe how vulnerabilities actually affect our products, which no external source knows.</w:t>
+      </w:r>
+    </w:p>
+    <w:p>
+      <w:pPr>
+        <w:spacing w:after="140" w:line="276"/>
+      </w:pPr>
+      <w:r>
+        <w:rPr>
+          <w:rFonts w:ascii="Calibri" w:cs="Calibri" w:eastAsia="Calibri" w:hAnsi="Calibri"/>
+          <w:color w:val="131A18"/>
+          <w:sz w:val="21"/>
+          <w:szCs w:val="21"/>
+        </w:rPr>
+        <w:t xml:space="preserve">The question we want answerable in seconds is the one that currently takes days to even ask: have we seen this before, and what did we actually do about it?</w:t>
       </w:r>
     </w:p>
     <w:p>
@@ -1608,7 +1825,7 @@
           <w:sz w:val="23"/>
           <w:szCs w:val="23"/>
         </w:rPr>
-        <w:t xml:space="preserve">Objective 3 — Connect AI to the systems the team already uses</w:t>
+        <w:t xml:space="preserve">Objective 3 — One place to start the day</w:t>
       </w:r>
     </w:p>
     <w:p>
@@ -1622,7 +1839,35 @@
           <w:sz w:val="21"/>
           <w:szCs w:val="21"/>
         </w:rPr>
-        <w:t xml:space="preserve">Salesforce, ServiceNow, Jira, Office 365 and our database administration application are packaged as skills the agents call, so that case triage and operational work happen in one place rather than across five. The case-oriented skills handle client-identifying content and therefore carry a higher classification than the rest of the platform; Section 7 sets out how we propose to treat them.</w:t>
+        <w:t xml:space="preserve">A working day currently begins by checking several systems in turn to establish what needs attention — Jira for issues, Salesforce for cases, ServiceNow for vulnerability records, the databases for whatever is running. Reconstructing that picture is a daily tax, and it is paid before any actual work starts.</w:t>
+      </w:r>
+    </w:p>
+    <w:p>
+      <w:pPr>
+        <w:spacing w:after="140" w:line="276"/>
+      </w:pPr>
+      <w:r>
+        <w:rPr>
+          <w:rFonts w:ascii="Calibri" w:cs="Calibri" w:eastAsia="Calibri" w:hAnsi="Calibri"/>
+          <w:color w:val="131A18"/>
+          <w:sz w:val="21"/>
+          <w:szCs w:val="21"/>
+        </w:rPr>
+        <w:t xml:space="preserve">Kortex is intended to present that picture in one place, scoped to the individual: what has moved, what is waiting, what needs a decision — and then let the person act on it without leaving. Salesforce, ServiceNow, Jira, Office 365 and our database administration application are integrated to make this possible, but the integration is the method, not the point. The point is being able to start.</w:t>
+      </w:r>
+    </w:p>
+    <w:p>
+      <w:pPr>
+        <w:spacing w:after="140" w:line="276"/>
+      </w:pPr>
+      <w:r>
+        <w:rPr>
+          <w:rFonts w:ascii="Calibri" w:cs="Calibri" w:eastAsia="Calibri" w:hAnsi="Calibri"/>
+          <w:color w:val="131A18"/>
+          <w:sz w:val="21"/>
+          <w:szCs w:val="21"/>
+        </w:rPr>
+        <w:t xml:space="preserve">The case-oriented integrations handle client-identifying content and therefore carry a higher classification than the rest of the platform; Section 7 sets out how we propose to treat them.</w:t>
       </w:r>
     </w:p>
     <w:p>
@@ -4241,7 +4486,7 @@
                 <w:sz w:val="19"/>
                 <w:szCs w:val="19"/>
               </w:rPr>
-              <w:t xml:space="preserve">Search Agent</w:t>
+              <w:t xml:space="preserve">Search</w:t>
             </w:r>
           </w:p>
         </w:tc>
@@ -4266,7 +4511,18 @@
                 <w:sz w:val="19"/>
                 <w:szCs w:val="19"/>
               </w:rPr>
-              <w:t xml:space="preserve">Retrieve, grade, fall back to web search</w:t>
+              <w:t xml:space="preserve">Corpus retrieval, grading, web fallback. </w:t>
+            </w:r>
+            <w:r>
+              <w:rPr>
+                <w:rFonts w:ascii="Calibri" w:cs="Calibri" w:eastAsia="Calibri" w:hAnsi="Calibri"/>
+                <w:b/>
+                <w:bCs/>
+                <w:color w:val="131A18"/>
+                <w:sz w:val="19"/>
+                <w:szCs w:val="19"/>
+              </w:rPr>
+              <w:t xml:space="preserve">Working</w:t>
             </w:r>
           </w:p>
         </w:tc>
@@ -4318,7 +4574,7 @@
                 <w:sz w:val="19"/>
                 <w:szCs w:val="19"/>
               </w:rPr>
-              <w:t xml:space="preserve">CVE Agent</w:t>
+              <w:t xml:space="preserve">DBAdmin</w:t>
             </w:r>
           </w:p>
         </w:tc>
@@ -4343,7 +4599,38 @@
                 <w:sz w:val="19"/>
                 <w:szCs w:val="19"/>
               </w:rPr>
-              <w:t xml:space="preserve">Vulnerability assessment against our own history</w:t>
+              <w:t xml:space="preserve">Database operations — </w:t>
+            </w:r>
+            <w:r>
+              <w:rPr>
+                <w:rFonts w:ascii="Calibri" w:cs="Calibri" w:eastAsia="Calibri" w:hAnsi="Calibri"/>
+                <w:b/>
+                <w:bCs/>
+                <w:color w:val="131A18"/>
+                <w:sz w:val="19"/>
+                <w:szCs w:val="19"/>
+              </w:rPr>
+              <w:t xml:space="preserve">reads and writes</w:t>
+            </w:r>
+            <w:r>
+              <w:rPr>
+                <w:rFonts w:ascii="Calibri" w:cs="Calibri" w:eastAsia="Calibri" w:hAnsi="Calibri"/>
+                <w:color w:val="131A18"/>
+                <w:sz w:val="19"/>
+                <w:szCs w:val="19"/>
+              </w:rPr>
+              <w:t xml:space="preserve">. </w:t>
+            </w:r>
+            <w:r>
+              <w:rPr>
+                <w:rFonts w:ascii="Calibri" w:cs="Calibri" w:eastAsia="Calibri" w:hAnsi="Calibri"/>
+                <w:b/>
+                <w:bCs/>
+                <w:color w:val="131A18"/>
+                <w:sz w:val="19"/>
+                <w:szCs w:val="19"/>
+              </w:rPr>
+              <w:t xml:space="preserve">Working</w:t>
             </w:r>
           </w:p>
         </w:tc>
@@ -4395,7 +4682,7 @@
                 <w:sz w:val="19"/>
                 <w:szCs w:val="19"/>
               </w:rPr>
-              <w:t xml:space="preserve">DBAdmin Agent</w:t>
+              <w:t xml:space="preserve">CVE</w:t>
             </w:r>
           </w:p>
         </w:tc>
@@ -4420,7 +4707,392 @@
                 <w:sz w:val="19"/>
                 <w:szCs w:val="19"/>
               </w:rPr>
-              <w:t xml:space="preserve">Database operations, including writes</w:t>
+              <w:t xml:space="preserve">Vulnerability assessment against our own resolution history</w:t>
+            </w:r>
+          </w:p>
+        </w:tc>
+      </w:tr>
+      <w:tr>
+        <w:tc>
+          <w:tcPr>
+            <w:tcW w:type="dxa" w:w="1700"/>
+            <w:tcMar>
+              <w:top w:type="dxa" w:w="100"/>
+              <w:left w:type="dxa" w:w="140"/>
+              <w:bottom w:type="dxa" w:w="100"/>
+              <w:right w:type="dxa" w:w="140"/>
+            </w:tcMar>
+          </w:tcPr>
+          <w:p>
+            <w:pPr>
+              <w:spacing w:after="0" w:line="260"/>
+            </w:pPr>
+            <w:r>
+              <w:rPr>
+                <w:rFonts w:ascii="Calibri" w:cs="Calibri" w:eastAsia="Calibri" w:hAnsi="Calibri"/>
+                <w:color w:val="131A18"/>
+                <w:sz w:val="19"/>
+                <w:szCs w:val="19"/>
+              </w:rPr>
+              <w:t xml:space="preserve">Agents</w:t>
+            </w:r>
+          </w:p>
+        </w:tc>
+        <w:tc>
+          <w:tcPr>
+            <w:tcW w:type="dxa" w:w="2400"/>
+            <w:tcMar>
+              <w:top w:type="dxa" w:w="100"/>
+              <w:left w:type="dxa" w:w="140"/>
+              <w:bottom w:type="dxa" w:w="100"/>
+              <w:right w:type="dxa" w:w="140"/>
+            </w:tcMar>
+          </w:tcPr>
+          <w:p>
+            <w:pPr>
+              <w:spacing w:after="0" w:line="260"/>
+            </w:pPr>
+            <w:r>
+              <w:rPr>
+                <w:rFonts w:ascii="Calibri" w:cs="Calibri" w:eastAsia="Calibri" w:hAnsi="Calibri"/>
+                <w:color w:val="131A18"/>
+                <w:sz w:val="19"/>
+                <w:szCs w:val="19"/>
+              </w:rPr>
+              <w:t xml:space="preserve">Salesforce</w:t>
+            </w:r>
+          </w:p>
+        </w:tc>
+        <w:tc>
+          <w:tcPr>
+            <w:tcW w:type="dxa" w:w="5260"/>
+            <w:tcMar>
+              <w:top w:type="dxa" w:w="100"/>
+              <w:left w:type="dxa" w:w="140"/>
+              <w:bottom w:type="dxa" w:w="100"/>
+              <w:right w:type="dxa" w:w="140"/>
+            </w:tcMar>
+          </w:tcPr>
+          <w:p>
+            <w:pPr>
+              <w:spacing w:after="0" w:line="260"/>
+            </w:pPr>
+            <w:r>
+              <w:rPr>
+                <w:rFonts w:ascii="Calibri" w:cs="Calibri" w:eastAsia="Calibri" w:hAnsi="Calibri"/>
+                <w:color w:val="131A18"/>
+                <w:sz w:val="19"/>
+                <w:szCs w:val="19"/>
+              </w:rPr>
+              <w:t xml:space="preserve">Case details, attachments, assisted root-cause analysis</w:t>
+            </w:r>
+          </w:p>
+        </w:tc>
+      </w:tr>
+      <w:tr>
+        <w:tc>
+          <w:tcPr>
+            <w:tcW w:type="dxa" w:w="1700"/>
+            <w:tcMar>
+              <w:top w:type="dxa" w:w="100"/>
+              <w:left w:type="dxa" w:w="140"/>
+              <w:bottom w:type="dxa" w:w="100"/>
+              <w:right w:type="dxa" w:w="140"/>
+            </w:tcMar>
+          </w:tcPr>
+          <w:p>
+            <w:pPr>
+              <w:spacing w:after="0" w:line="260"/>
+            </w:pPr>
+            <w:r>
+              <w:rPr>
+                <w:rFonts w:ascii="Calibri" w:cs="Calibri" w:eastAsia="Calibri" w:hAnsi="Calibri"/>
+                <w:color w:val="131A18"/>
+                <w:sz w:val="19"/>
+                <w:szCs w:val="19"/>
+              </w:rPr>
+              <w:t xml:space="preserve">Agents</w:t>
+            </w:r>
+          </w:p>
+        </w:tc>
+        <w:tc>
+          <w:tcPr>
+            <w:tcW w:type="dxa" w:w="2400"/>
+            <w:tcMar>
+              <w:top w:type="dxa" w:w="100"/>
+              <w:left w:type="dxa" w:w="140"/>
+              <w:bottom w:type="dxa" w:w="100"/>
+              <w:right w:type="dxa" w:w="140"/>
+            </w:tcMar>
+          </w:tcPr>
+          <w:p>
+            <w:pPr>
+              <w:spacing w:after="0" w:line="260"/>
+            </w:pPr>
+            <w:r>
+              <w:rPr>
+                <w:rFonts w:ascii="Calibri" w:cs="Calibri" w:eastAsia="Calibri" w:hAnsi="Calibri"/>
+                <w:color w:val="131A18"/>
+                <w:sz w:val="19"/>
+                <w:szCs w:val="19"/>
+              </w:rPr>
+              <w:t xml:space="preserve">Jira</w:t>
+            </w:r>
+          </w:p>
+        </w:tc>
+        <w:tc>
+          <w:tcPr>
+            <w:tcW w:type="dxa" w:w="5260"/>
+            <w:tcMar>
+              <w:top w:type="dxa" w:w="100"/>
+              <w:left w:type="dxa" w:w="140"/>
+              <w:bottom w:type="dxa" w:w="100"/>
+              <w:right w:type="dxa" w:w="140"/>
+            </w:tcMar>
+          </w:tcPr>
+          <w:p>
+            <w:pPr>
+              <w:spacing w:after="0" w:line="260"/>
+            </w:pPr>
+            <w:r>
+              <w:rPr>
+                <w:rFonts w:ascii="Calibri" w:cs="Calibri" w:eastAsia="Calibri" w:hAnsi="Calibri"/>
+                <w:color w:val="131A18"/>
+                <w:sz w:val="19"/>
+                <w:szCs w:val="19"/>
+              </w:rPr>
+              <w:t xml:space="preserve">Issue details, linked commits, JQL search, commit analysis</w:t>
+            </w:r>
+          </w:p>
+        </w:tc>
+      </w:tr>
+      <w:tr>
+        <w:tc>
+          <w:tcPr>
+            <w:tcW w:type="dxa" w:w="1700"/>
+            <w:tcMar>
+              <w:top w:type="dxa" w:w="100"/>
+              <w:left w:type="dxa" w:w="140"/>
+              <w:bottom w:type="dxa" w:w="100"/>
+              <w:right w:type="dxa" w:w="140"/>
+            </w:tcMar>
+          </w:tcPr>
+          <w:p>
+            <w:pPr>
+              <w:spacing w:after="0" w:line="260"/>
+            </w:pPr>
+            <w:r>
+              <w:rPr>
+                <w:rFonts w:ascii="Calibri" w:cs="Calibri" w:eastAsia="Calibri" w:hAnsi="Calibri"/>
+                <w:color w:val="131A18"/>
+                <w:sz w:val="19"/>
+                <w:szCs w:val="19"/>
+              </w:rPr>
+              <w:t xml:space="preserve">Agents</w:t>
+            </w:r>
+          </w:p>
+        </w:tc>
+        <w:tc>
+          <w:tcPr>
+            <w:tcW w:type="dxa" w:w="2400"/>
+            <w:tcMar>
+              <w:top w:type="dxa" w:w="100"/>
+              <w:left w:type="dxa" w:w="140"/>
+              <w:bottom w:type="dxa" w:w="100"/>
+              <w:right w:type="dxa" w:w="140"/>
+            </w:tcMar>
+          </w:tcPr>
+          <w:p>
+            <w:pPr>
+              <w:spacing w:after="0" w:line="260"/>
+            </w:pPr>
+            <w:r>
+              <w:rPr>
+                <w:rFonts w:ascii="Calibri" w:cs="Calibri" w:eastAsia="Calibri" w:hAnsi="Calibri"/>
+                <w:color w:val="131A18"/>
+                <w:sz w:val="19"/>
+                <w:szCs w:val="19"/>
+              </w:rPr>
+              <w:t xml:space="preserve">ServiceNow</w:t>
+            </w:r>
+          </w:p>
+        </w:tc>
+        <w:tc>
+          <w:tcPr>
+            <w:tcW w:type="dxa" w:w="5260"/>
+            <w:tcMar>
+              <w:top w:type="dxa" w:w="100"/>
+              <w:left w:type="dxa" w:w="140"/>
+              <w:bottom w:type="dxa" w:w="100"/>
+              <w:right w:type="dxa" w:w="140"/>
+            </w:tcMar>
+          </w:tcPr>
+          <w:p>
+            <w:pPr>
+              <w:spacing w:after="0" w:line="260"/>
+            </w:pPr>
+            <w:r>
+              <w:rPr>
+                <w:rFonts w:ascii="Calibri" w:cs="Calibri" w:eastAsia="Calibri" w:hAnsi="Calibri"/>
+                <w:color w:val="131A18"/>
+                <w:sz w:val="19"/>
+                <w:szCs w:val="19"/>
+              </w:rPr>
+              <w:t xml:space="preserve">Incidents, changes, requested items, problems</w:t>
+            </w:r>
+          </w:p>
+        </w:tc>
+      </w:tr>
+      <w:tr>
+        <w:tc>
+          <w:tcPr>
+            <w:tcW w:type="dxa" w:w="1700"/>
+            <w:tcMar>
+              <w:top w:type="dxa" w:w="100"/>
+              <w:left w:type="dxa" w:w="140"/>
+              <w:bottom w:type="dxa" w:w="100"/>
+              <w:right w:type="dxa" w:w="140"/>
+            </w:tcMar>
+          </w:tcPr>
+          <w:p>
+            <w:pPr>
+              <w:spacing w:after="0" w:line="260"/>
+            </w:pPr>
+            <w:r>
+              <w:rPr>
+                <w:rFonts w:ascii="Calibri" w:cs="Calibri" w:eastAsia="Calibri" w:hAnsi="Calibri"/>
+                <w:color w:val="131A18"/>
+                <w:sz w:val="19"/>
+                <w:szCs w:val="19"/>
+              </w:rPr>
+              <w:t xml:space="preserve">Agents</w:t>
+            </w:r>
+          </w:p>
+        </w:tc>
+        <w:tc>
+          <w:tcPr>
+            <w:tcW w:type="dxa" w:w="2400"/>
+            <w:tcMar>
+              <w:top w:type="dxa" w:w="100"/>
+              <w:left w:type="dxa" w:w="140"/>
+              <w:bottom w:type="dxa" w:w="100"/>
+              <w:right w:type="dxa" w:w="140"/>
+            </w:tcMar>
+          </w:tcPr>
+          <w:p>
+            <w:pPr>
+              <w:spacing w:after="0" w:line="260"/>
+            </w:pPr>
+            <w:r>
+              <w:rPr>
+                <w:rFonts w:ascii="Calibri" w:cs="Calibri" w:eastAsia="Calibri" w:hAnsi="Calibri"/>
+                <w:color w:val="131A18"/>
+                <w:sz w:val="19"/>
+                <w:szCs w:val="19"/>
+              </w:rPr>
+              <w:t xml:space="preserve">Infrastructure</w:t>
+            </w:r>
+          </w:p>
+        </w:tc>
+        <w:tc>
+          <w:tcPr>
+            <w:tcW w:type="dxa" w:w="5260"/>
+            <w:tcMar>
+              <w:top w:type="dxa" w:w="100"/>
+              <w:left w:type="dxa" w:w="140"/>
+              <w:bottom w:type="dxa" w:w="100"/>
+              <w:right w:type="dxa" w:w="140"/>
+            </w:tcMar>
+          </w:tcPr>
+          <w:p>
+            <w:pPr>
+              <w:spacing w:after="0" w:line="260"/>
+            </w:pPr>
+            <w:r>
+              <w:rPr>
+                <w:rFonts w:ascii="Calibri" w:cs="Calibri" w:eastAsia="Calibri" w:hAnsi="Calibri"/>
+                <w:color w:val="131A18"/>
+                <w:sz w:val="19"/>
+                <w:szCs w:val="19"/>
+              </w:rPr>
+              <w:t xml:space="preserve">Resource reports from vCloud exports, spreadsheets and mail; undocumented server detection</w:t>
+            </w:r>
+          </w:p>
+        </w:tc>
+      </w:tr>
+      <w:tr>
+        <w:tc>
+          <w:tcPr>
+            <w:tcW w:type="dxa" w:w="1700"/>
+            <w:tcMar>
+              <w:top w:type="dxa" w:w="100"/>
+              <w:left w:type="dxa" w:w="140"/>
+              <w:bottom w:type="dxa" w:w="100"/>
+              <w:right w:type="dxa" w:w="140"/>
+            </w:tcMar>
+          </w:tcPr>
+          <w:p>
+            <w:pPr>
+              <w:spacing w:after="0" w:line="260"/>
+            </w:pPr>
+            <w:r>
+              <w:rPr>
+                <w:rFonts w:ascii="Calibri" w:cs="Calibri" w:eastAsia="Calibri" w:hAnsi="Calibri"/>
+                <w:color w:val="131A18"/>
+                <w:sz w:val="19"/>
+                <w:szCs w:val="19"/>
+              </w:rPr>
+              <w:t xml:space="preserve">Agents</w:t>
+            </w:r>
+          </w:p>
+        </w:tc>
+        <w:tc>
+          <w:tcPr>
+            <w:tcW w:type="dxa" w:w="2400"/>
+            <w:tcMar>
+              <w:top w:type="dxa" w:w="100"/>
+              <w:left w:type="dxa" w:w="140"/>
+              <w:bottom w:type="dxa" w:w="100"/>
+              <w:right w:type="dxa" w:w="140"/>
+            </w:tcMar>
+          </w:tcPr>
+          <w:p>
+            <w:pPr>
+              <w:spacing w:after="0" w:line="260"/>
+            </w:pPr>
+            <w:r>
+              <w:rPr>
+                <w:rFonts w:ascii="Calibri" w:cs="Calibri" w:eastAsia="Calibri" w:hAnsi="Calibri"/>
+                <w:color w:val="131A18"/>
+                <w:sz w:val="19"/>
+                <w:szCs w:val="19"/>
+              </w:rPr>
+              <w:t xml:space="preserve">Reports</w:t>
+            </w:r>
+          </w:p>
+        </w:tc>
+        <w:tc>
+          <w:tcPr>
+            <w:tcW w:type="dxa" w:w="5260"/>
+            <w:tcMar>
+              <w:top w:type="dxa" w:w="100"/>
+              <w:left w:type="dxa" w:w="140"/>
+              <w:bottom w:type="dxa" w:w="100"/>
+              <w:right w:type="dxa" w:w="140"/>
+            </w:tcMar>
+          </w:tcPr>
+          <w:p>
+            <w:pPr>
+              <w:spacing w:after="0" w:line="260"/>
+            </w:pPr>
+            <w:r>
+              <w:rPr>
+                <w:rFonts w:ascii="Calibri" w:cs="Calibri" w:eastAsia="Calibri" w:hAnsi="Calibri"/>
+                <w:color w:val="131A18"/>
+                <w:sz w:val="19"/>
+                <w:szCs w:val="19"/>
+              </w:rPr>
+              <w:t xml:space="preserve">Branded Finastra HTML, Word and PDF output</w:t>
             </w:r>
           </w:p>
         </w:tc>
@@ -4753,7 +5425,499 @@
           <w:sz w:val="23"/>
           <w:szCs w:val="23"/>
         </w:rPr>
-        <w:t xml:space="preserve">Crossing the boundary</w:t>
+        <w:t xml:space="preserve">Reaching Finastra's own corporate systems</w:t>
+      </w:r>
+    </w:p>
+    <w:p>
+      <w:pPr>
+        <w:spacing w:after="140" w:line="276"/>
+      </w:pPr>
+      <w:r>
+        <w:rPr>
+          <w:rFonts w:ascii="Calibri" w:cs="Calibri" w:eastAsia="Calibri" w:hAnsi="Calibri"/>
+          <w:color w:val="131A18"/>
+          <w:sz w:val="21"/>
+          <w:szCs w:val="21"/>
+        </w:rPr>
+        <w:t xml:space="preserve">Several agents read from systems Finastra already operates. This crosses the self-hosted boundary but is </w:t>
+      </w:r>
+      <w:r>
+        <w:rPr>
+          <w:rFonts w:ascii="Calibri" w:cs="Calibri" w:eastAsia="Calibri" w:hAnsi="Calibri"/>
+          <w:b/>
+          <w:bCs/>
+          <w:color w:val="131A18"/>
+          <w:sz w:val="21"/>
+          <w:szCs w:val="21"/>
+        </w:rPr>
+        <w:t xml:space="preserve">not disclosure</w:t>
+      </w:r>
+      <w:r>
+        <w:rPr>
+          <w:rFonts w:ascii="Calibri" w:cs="Calibri" w:eastAsia="Calibri" w:hAnsi="Calibri"/>
+          <w:color w:val="131A18"/>
+          <w:sz w:val="21"/>
+          <w:szCs w:val="21"/>
+        </w:rPr>
+        <w:t xml:space="preserve">: the data is Finastra's before Kortex touches it, and reading it reveals nothing to anyone new.</w:t>
+      </w:r>
+    </w:p>
+    <w:tbl>
+      <w:tblPr>
+        <w:tblW w:type="dxa" w:w="9360"/>
+        <w:tblBorders>
+          <w:top w:val="single" w:color="D9E0DE" w:sz="4"/>
+          <w:left w:val="single" w:color="D9E0DE" w:sz="4"/>
+          <w:bottom w:val="single" w:color="D9E0DE" w:sz="4"/>
+          <w:right w:val="single" w:color="D9E0DE" w:sz="4"/>
+          <w:insideH w:val="single" w:color="D9E0DE" w:sz="4"/>
+          <w:insideV w:val="single" w:color="D9E0DE" w:sz="4"/>
+        </w:tblBorders>
+      </w:tblPr>
+      <w:tblGrid>
+        <w:gridCol w:w="1900"/>
+        <w:gridCol w:w="5200"/>
+        <w:gridCol w:w="2260"/>
+      </w:tblGrid>
+      <w:tr>
+        <w:trPr>
+          <w:tblHeader/>
+        </w:trPr>
+        <w:tc>
+          <w:tcPr>
+            <w:tcW w:type="dxa" w:w="1900"/>
+            <w:shd w:fill="F2F6F5" w:val="clear"/>
+            <w:tcMar>
+              <w:top w:type="dxa" w:w="100"/>
+              <w:left w:type="dxa" w:w="140"/>
+              <w:bottom w:type="dxa" w:w="100"/>
+              <w:right w:type="dxa" w:w="140"/>
+            </w:tcMar>
+          </w:tcPr>
+          <w:p>
+            <w:pPr>
+              <w:spacing w:after="0"/>
+            </w:pPr>
+            <w:r>
+              <w:rPr>
+                <w:rFonts w:ascii="Consolas" w:cs="Consolas" w:eastAsia="Consolas" w:hAnsi="Consolas"/>
+                <w:b/>
+                <w:bCs/>
+                <w:color w:val="5B6764"/>
+                <w:spacing w:val="20"/>
+                <w:sz w:val="15"/>
+                <w:szCs w:val="15"/>
+              </w:rPr>
+              <w:t xml:space="preserve">SYSTEM</w:t>
+            </w:r>
+          </w:p>
+        </w:tc>
+        <w:tc>
+          <w:tcPr>
+            <w:tcW w:type="dxa" w:w="5200"/>
+            <w:shd w:fill="F2F6F5" w:val="clear"/>
+            <w:tcMar>
+              <w:top w:type="dxa" w:w="100"/>
+              <w:left w:type="dxa" w:w="140"/>
+              <w:bottom w:type="dxa" w:w="100"/>
+              <w:right w:type="dxa" w:w="140"/>
+            </w:tcMar>
+          </w:tcPr>
+          <w:p>
+            <w:pPr>
+              <w:spacing w:after="0"/>
+            </w:pPr>
+            <w:r>
+              <w:rPr>
+                <w:rFonts w:ascii="Consolas" w:cs="Consolas" w:eastAsia="Consolas" w:hAnsi="Consolas"/>
+                <w:b/>
+                <w:bCs/>
+                <w:color w:val="5B6764"/>
+                <w:spacing w:val="20"/>
+                <w:sz w:val="15"/>
+                <w:szCs w:val="15"/>
+              </w:rPr>
+              <w:t xml:space="preserve">WHAT THE AGENTS READ</w:t>
+            </w:r>
+          </w:p>
+        </w:tc>
+        <w:tc>
+          <w:tcPr>
+            <w:tcW w:type="dxa" w:w="2260"/>
+            <w:shd w:fill="F2F6F5" w:val="clear"/>
+            <w:tcMar>
+              <w:top w:type="dxa" w:w="100"/>
+              <w:left w:type="dxa" w:w="140"/>
+              <w:bottom w:type="dxa" w:w="100"/>
+              <w:right w:type="dxa" w:w="140"/>
+            </w:tcMar>
+          </w:tcPr>
+          <w:p>
+            <w:pPr>
+              <w:spacing w:after="0"/>
+            </w:pPr>
+            <w:r>
+              <w:rPr>
+                <w:rFonts w:ascii="Consolas" w:cs="Consolas" w:eastAsia="Consolas" w:hAnsi="Consolas"/>
+                <w:b/>
+                <w:bCs/>
+                <w:color w:val="5B6764"/>
+                <w:spacing w:val="20"/>
+                <w:sz w:val="15"/>
+                <w:szCs w:val="15"/>
+              </w:rPr>
+              <w:t xml:space="preserve">NOTE</w:t>
+            </w:r>
+          </w:p>
+        </w:tc>
+      </w:tr>
+      <w:tr>
+        <w:tc>
+          <w:tcPr>
+            <w:tcW w:type="dxa" w:w="1900"/>
+            <w:tcMar>
+              <w:top w:type="dxa" w:w="100"/>
+              <w:left w:type="dxa" w:w="140"/>
+              <w:bottom w:type="dxa" w:w="100"/>
+              <w:right w:type="dxa" w:w="140"/>
+            </w:tcMar>
+          </w:tcPr>
+          <w:p>
+            <w:pPr>
+              <w:spacing w:after="0" w:line="260"/>
+            </w:pPr>
+            <w:r>
+              <w:rPr>
+                <w:rFonts w:ascii="Calibri" w:cs="Calibri" w:eastAsia="Calibri" w:hAnsi="Calibri"/>
+                <w:color w:val="131A18"/>
+                <w:sz w:val="19"/>
+                <w:szCs w:val="19"/>
+              </w:rPr>
+              <w:t xml:space="preserve">Entra ID</w:t>
+            </w:r>
+          </w:p>
+        </w:tc>
+        <w:tc>
+          <w:tcPr>
+            <w:tcW w:type="dxa" w:w="5200"/>
+            <w:tcMar>
+              <w:top w:type="dxa" w:w="100"/>
+              <w:left w:type="dxa" w:w="140"/>
+              <w:bottom w:type="dxa" w:w="100"/>
+              <w:right w:type="dxa" w:w="140"/>
+            </w:tcMar>
+          </w:tcPr>
+          <w:p>
+            <w:pPr>
+              <w:spacing w:after="0" w:line="260"/>
+            </w:pPr>
+            <w:r>
+              <w:rPr>
+                <w:rFonts w:ascii="Calibri" w:cs="Calibri" w:eastAsia="Calibri" w:hAnsi="Calibri"/>
+                <w:color w:val="131A18"/>
+                <w:sz w:val="19"/>
+                <w:szCs w:val="19"/>
+              </w:rPr>
+              <w:t xml:space="preserve">Sign-in only. No application data.</w:t>
+            </w:r>
+          </w:p>
+        </w:tc>
+        <w:tc>
+          <w:tcPr>
+            <w:tcW w:type="dxa" w:w="2260"/>
+            <w:tcMar>
+              <w:top w:type="dxa" w:w="100"/>
+              <w:left w:type="dxa" w:w="140"/>
+              <w:bottom w:type="dxa" w:w="100"/>
+              <w:right w:type="dxa" w:w="140"/>
+            </w:tcMar>
+          </w:tcPr>
+          <w:p>
+            <w:pPr>
+              <w:spacing w:after="0" w:line="260"/>
+            </w:pPr>
+            <w:r>
+              <w:rPr>
+                <w:rFonts w:ascii="Calibri" w:cs="Calibri" w:eastAsia="Calibri" w:hAnsi="Calibri"/>
+                <w:color w:val="131A18"/>
+                <w:sz w:val="19"/>
+                <w:szCs w:val="19"/>
+              </w:rPr>
+              <w:t xml:space="preserve">Identity provider</w:t>
+            </w:r>
+          </w:p>
+        </w:tc>
+      </w:tr>
+      <w:tr>
+        <w:tc>
+          <w:tcPr>
+            <w:tcW w:type="dxa" w:w="1900"/>
+            <w:tcMar>
+              <w:top w:type="dxa" w:w="100"/>
+              <w:left w:type="dxa" w:w="140"/>
+              <w:bottom w:type="dxa" w:w="100"/>
+              <w:right w:type="dxa" w:w="140"/>
+            </w:tcMar>
+          </w:tcPr>
+          <w:p>
+            <w:pPr>
+              <w:spacing w:after="0" w:line="260"/>
+            </w:pPr>
+            <w:r>
+              <w:rPr>
+                <w:rFonts w:ascii="Calibri" w:cs="Calibri" w:eastAsia="Calibri" w:hAnsi="Calibri"/>
+                <w:color w:val="131A18"/>
+                <w:sz w:val="19"/>
+                <w:szCs w:val="19"/>
+              </w:rPr>
+              <w:t xml:space="preserve">Salesforce</w:t>
+            </w:r>
+          </w:p>
+        </w:tc>
+        <w:tc>
+          <w:tcPr>
+            <w:tcW w:type="dxa" w:w="5200"/>
+            <w:tcMar>
+              <w:top w:type="dxa" w:w="100"/>
+              <w:left w:type="dxa" w:w="140"/>
+              <w:bottom w:type="dxa" w:w="100"/>
+              <w:right w:type="dxa" w:w="140"/>
+            </w:tcMar>
+          </w:tcPr>
+          <w:p>
+            <w:pPr>
+              <w:spacing w:after="0" w:line="260"/>
+            </w:pPr>
+            <w:r>
+              <w:rPr>
+                <w:rFonts w:ascii="Calibri" w:cs="Calibri" w:eastAsia="Calibri" w:hAnsi="Calibri"/>
+                <w:color w:val="131A18"/>
+                <w:sz w:val="19"/>
+                <w:szCs w:val="19"/>
+              </w:rPr>
+              <w:t xml:space="preserve">Support cases, case details, attachments.</w:t>
+            </w:r>
+          </w:p>
+        </w:tc>
+        <w:tc>
+          <w:tcPr>
+            <w:tcW w:type="dxa" w:w="2260"/>
+            <w:tcMar>
+              <w:top w:type="dxa" w:w="100"/>
+              <w:left w:type="dxa" w:w="140"/>
+              <w:bottom w:type="dxa" w:w="100"/>
+              <w:right w:type="dxa" w:w="140"/>
+            </w:tcMar>
+          </w:tcPr>
+          <w:p>
+            <w:pPr>
+              <w:spacing w:after="0" w:line="260"/>
+            </w:pPr>
+            <w:r>
+              <w:rPr>
+                <w:rFonts w:ascii="Calibri" w:cs="Calibri" w:eastAsia="Calibri" w:hAnsi="Calibri"/>
+                <w:b/>
+                <w:bCs/>
+                <w:color w:val="131A18"/>
+                <w:sz w:val="19"/>
+                <w:szCs w:val="19"/>
+              </w:rPr>
+              <w:t xml:space="preserve">Client-identifying</w:t>
+            </w:r>
+          </w:p>
+        </w:tc>
+      </w:tr>
+      <w:tr>
+        <w:tc>
+          <w:tcPr>
+            <w:tcW w:type="dxa" w:w="1900"/>
+            <w:tcMar>
+              <w:top w:type="dxa" w:w="100"/>
+              <w:left w:type="dxa" w:w="140"/>
+              <w:bottom w:type="dxa" w:w="100"/>
+              <w:right w:type="dxa" w:w="140"/>
+            </w:tcMar>
+          </w:tcPr>
+          <w:p>
+            <w:pPr>
+              <w:spacing w:after="0" w:line="260"/>
+            </w:pPr>
+            <w:r>
+              <w:rPr>
+                <w:rFonts w:ascii="Calibri" w:cs="Calibri" w:eastAsia="Calibri" w:hAnsi="Calibri"/>
+                <w:color w:val="131A18"/>
+                <w:sz w:val="19"/>
+                <w:szCs w:val="19"/>
+              </w:rPr>
+              <w:t xml:space="preserve">ServiceNow</w:t>
+            </w:r>
+          </w:p>
+        </w:tc>
+        <w:tc>
+          <w:tcPr>
+            <w:tcW w:type="dxa" w:w="5200"/>
+            <w:tcMar>
+              <w:top w:type="dxa" w:w="100"/>
+              <w:left w:type="dxa" w:w="140"/>
+              <w:bottom w:type="dxa" w:w="100"/>
+              <w:right w:type="dxa" w:w="140"/>
+            </w:tcMar>
+          </w:tcPr>
+          <w:p>
+            <w:pPr>
+              <w:spacing w:after="0" w:line="260"/>
+            </w:pPr>
+            <w:r>
+              <w:rPr>
+                <w:rFonts w:ascii="Calibri" w:cs="Calibri" w:eastAsia="Calibri" w:hAnsi="Calibri"/>
+                <w:color w:val="131A18"/>
+                <w:sz w:val="19"/>
+                <w:szCs w:val="19"/>
+              </w:rPr>
+              <w:t xml:space="preserve">Incidents, changes, requested items, problems, vulnerability records.</w:t>
+            </w:r>
+          </w:p>
+        </w:tc>
+        <w:tc>
+          <w:tcPr>
+            <w:tcW w:type="dxa" w:w="2260"/>
+            <w:tcMar>
+              <w:top w:type="dxa" w:w="100"/>
+              <w:left w:type="dxa" w:w="140"/>
+              <w:bottom w:type="dxa" w:w="100"/>
+              <w:right w:type="dxa" w:w="140"/>
+            </w:tcMar>
+          </w:tcPr>
+          <w:p>
+            <w:pPr>
+              <w:spacing w:after="0" w:line="260"/>
+            </w:pPr>
+            <w:r>
+              <w:rPr>
+                <w:rFonts w:ascii="Calibri" w:cs="Calibri" w:eastAsia="Calibri" w:hAnsi="Calibri"/>
+                <w:b/>
+                <w:bCs/>
+                <w:color w:val="131A18"/>
+                <w:sz w:val="19"/>
+                <w:szCs w:val="19"/>
+              </w:rPr>
+              <w:t xml:space="preserve">Client-identifying</w:t>
+            </w:r>
+          </w:p>
+        </w:tc>
+      </w:tr>
+      <w:tr>
+        <w:tc>
+          <w:tcPr>
+            <w:tcW w:type="dxa" w:w="1900"/>
+            <w:tcMar>
+              <w:top w:type="dxa" w:w="100"/>
+              <w:left w:type="dxa" w:w="140"/>
+              <w:bottom w:type="dxa" w:w="100"/>
+              <w:right w:type="dxa" w:w="140"/>
+            </w:tcMar>
+          </w:tcPr>
+          <w:p>
+            <w:pPr>
+              <w:spacing w:after="0" w:line="260"/>
+            </w:pPr>
+            <w:r>
+              <w:rPr>
+                <w:rFonts w:ascii="Calibri" w:cs="Calibri" w:eastAsia="Calibri" w:hAnsi="Calibri"/>
+                <w:color w:val="131A18"/>
+                <w:sz w:val="19"/>
+                <w:szCs w:val="19"/>
+              </w:rPr>
+              <w:t xml:space="preserve">Jira · Office 365</w:t>
+            </w:r>
+          </w:p>
+        </w:tc>
+        <w:tc>
+          <w:tcPr>
+            <w:tcW w:type="dxa" w:w="5200"/>
+            <w:tcMar>
+              <w:top w:type="dxa" w:w="100"/>
+              <w:left w:type="dxa" w:w="140"/>
+              <w:bottom w:type="dxa" w:w="100"/>
+              <w:right w:type="dxa" w:w="140"/>
+            </w:tcMar>
+          </w:tcPr>
+          <w:p>
+            <w:pPr>
+              <w:spacing w:after="0" w:line="260"/>
+            </w:pPr>
+            <w:r>
+              <w:rPr>
+                <w:rFonts w:ascii="Calibri" w:cs="Calibri" w:eastAsia="Calibri" w:hAnsi="Calibri"/>
+                <w:color w:val="131A18"/>
+                <w:sz w:val="19"/>
+                <w:szCs w:val="19"/>
+              </w:rPr>
+              <w:t xml:space="preserve">Issue details, linked commits, mail context.</w:t>
+            </w:r>
+          </w:p>
+        </w:tc>
+        <w:tc>
+          <w:tcPr>
+            <w:tcW w:type="dxa" w:w="2260"/>
+            <w:tcMar>
+              <w:top w:type="dxa" w:w="100"/>
+              <w:left w:type="dxa" w:w="140"/>
+              <w:bottom w:type="dxa" w:w="100"/>
+              <w:right w:type="dxa" w:w="140"/>
+            </w:tcMar>
+          </w:tcPr>
+          <w:p>
+            <w:pPr>
+              <w:spacing w:after="0" w:line="260"/>
+            </w:pPr>
+            <w:r>
+              <w:rPr>
+                <w:rFonts w:ascii="Calibri" w:cs="Calibri" w:eastAsia="Calibri" w:hAnsi="Calibri"/>
+                <w:color w:val="131A18"/>
+                <w:sz w:val="19"/>
+                <w:szCs w:val="19"/>
+              </w:rPr>
+              <w:t xml:space="preserve">Incidental client references</w:t>
+            </w:r>
+          </w:p>
+        </w:tc>
+      </w:tr>
+    </w:tbl>
+    <w:p>
+      <w:pPr>
+        <w:spacing w:after="200"/>
+      </w:pPr>
+    </w:p>
+    <w:p>
+      <w:pPr>
+        <w:pStyle w:val="Heading2"/>
+        <w:spacing w:after="110" w:before="280"/>
+      </w:pPr>
+      <w:r>
+        <w:rPr>
+          <w:rFonts w:ascii="Calibri" w:cs="Calibri" w:eastAsia="Calibri" w:hAnsi="Calibri"/>
+          <w:b/>
+          <w:bCs/>
+          <w:color w:val="131A18"/>
+          <w:sz w:val="23"/>
+          <w:szCs w:val="23"/>
+        </w:rPr>
+        <w:t xml:space="preserve">Leaving for the public internet</w:t>
+      </w:r>
+    </w:p>
+    <w:p>
+      <w:pPr>
+        <w:spacing w:after="140" w:line="276"/>
+      </w:pPr>
+      <w:r>
+        <w:rPr>
+          <w:rFonts w:ascii="Calibri" w:cs="Calibri" w:eastAsia="Calibri" w:hAnsi="Calibri"/>
+          <w:color w:val="131A18"/>
+          <w:sz w:val="21"/>
+          <w:szCs w:val="21"/>
+        </w:rPr>
+        <w:t xml:space="preserve">This is where disclosure actually occurs, and it is a much shorter list.</w:t>
       </w:r>
     </w:p>
     <w:tbl>
@@ -4861,83 +6025,6 @@
                 <w:szCs w:val="15"/>
               </w:rPr>
               <w:t xml:space="preserve">STATUS</w:t>
-            </w:r>
-          </w:p>
-        </w:tc>
-      </w:tr>
-      <w:tr>
-        <w:tc>
-          <w:tcPr>
-            <w:tcW w:type="dxa" w:w="2400"/>
-            <w:tcMar>
-              <w:top w:type="dxa" w:w="100"/>
-              <w:left w:type="dxa" w:w="140"/>
-              <w:bottom w:type="dxa" w:w="100"/>
-              <w:right w:type="dxa" w:w="140"/>
-            </w:tcMar>
-          </w:tcPr>
-          <w:p>
-            <w:pPr>
-              <w:spacing w:after="0" w:line="260"/>
-            </w:pPr>
-            <w:r>
-              <w:rPr>
-                <w:rFonts w:ascii="Calibri" w:cs="Calibri" w:eastAsia="Calibri" w:hAnsi="Calibri"/>
-                <w:color w:val="131A18"/>
-                <w:sz w:val="19"/>
-                <w:szCs w:val="19"/>
-              </w:rPr>
-              <w:t xml:space="preserve">Corporate identity provider</w:t>
-            </w:r>
-          </w:p>
-        </w:tc>
-        <w:tc>
-          <w:tcPr>
-            <w:tcW w:type="dxa" w:w="5460"/>
-            <w:tcMar>
-              <w:top w:type="dxa" w:w="100"/>
-              <w:left w:type="dxa" w:w="140"/>
-              <w:bottom w:type="dxa" w:w="100"/>
-              <w:right w:type="dxa" w:w="140"/>
-            </w:tcMar>
-          </w:tcPr>
-          <w:p>
-            <w:pPr>
-              <w:spacing w:after="0" w:line="260"/>
-            </w:pPr>
-            <w:r>
-              <w:rPr>
-                <w:rFonts w:ascii="Calibri" w:cs="Calibri" w:eastAsia="Calibri" w:hAnsi="Calibri"/>
-                <w:color w:val="131A18"/>
-                <w:sz w:val="19"/>
-                <w:szCs w:val="19"/>
-              </w:rPr>
-              <w:t xml:space="preserve">Sign-in only. No application data.</w:t>
-            </w:r>
-          </w:p>
-        </w:tc>
-        <w:tc>
-          <w:tcPr>
-            <w:tcW w:type="dxa" w:w="1500"/>
-            <w:tcMar>
-              <w:top w:type="dxa" w:w="100"/>
-              <w:left w:type="dxa" w:w="140"/>
-              <w:bottom w:type="dxa" w:w="100"/>
-              <w:right w:type="dxa" w:w="140"/>
-            </w:tcMar>
-          </w:tcPr>
-          <w:p>
-            <w:pPr>
-              <w:spacing w:after="0" w:line="260"/>
-            </w:pPr>
-            <w:r>
-              <w:rPr>
-                <w:rFonts w:ascii="Calibri" w:cs="Calibri" w:eastAsia="Calibri" w:hAnsi="Calibri"/>
-                <w:color w:val="131A18"/>
-                <w:sz w:val="19"/>
-                <w:szCs w:val="19"/>
-              </w:rPr>
-              <w:t xml:space="preserve">In place</w:t>
             </w:r>
           </w:p>
         </w:tc>
@@ -7335,7 +8422,7 @@
                 <w:sz w:val="19"/>
                 <w:szCs w:val="19"/>
               </w:rPr>
-              <w:t xml:space="preserve">Support case, ticket and mailbox content</w:t>
+              <w:t xml:space="preserve">Support case, ticket, issue and mailbox content</w:t>
             </w:r>
           </w:p>
         </w:tc>
@@ -7385,7 +8472,7 @@
                 <w:sz w:val="19"/>
                 <w:szCs w:val="19"/>
               </w:rPr>
-              <w:t xml:space="preserve">Fetched for one task; not ingested, not embedded</w:t>
+              <w:t xml:space="preserve">Fetched from Salesforce, ServiceNow, Jira or Office 365 for one task; not ingested, not embedded</w:t>
             </w:r>
           </w:p>
         </w:tc>
@@ -7411,6 +8498,108 @@
                 <w:szCs w:val="19"/>
               </w:rPr>
               <w:t xml:space="preserve">Only as part of that request's context</w:t>
+            </w:r>
+          </w:p>
+        </w:tc>
+      </w:tr>
+      <w:tr>
+        <w:tc>
+          <w:tcPr>
+            <w:tcW w:type="dxa" w:w="2300"/>
+            <w:tcMar>
+              <w:top w:type="dxa" w:w="100"/>
+              <w:left w:type="dxa" w:w="140"/>
+              <w:bottom w:type="dxa" w:w="100"/>
+              <w:right w:type="dxa" w:w="140"/>
+            </w:tcMar>
+          </w:tcPr>
+          <w:p>
+            <w:pPr>
+              <w:spacing w:after="0" w:line="260"/>
+            </w:pPr>
+            <w:r>
+              <w:rPr>
+                <w:rFonts w:ascii="Calibri" w:cs="Calibri" w:eastAsia="Calibri" w:hAnsi="Calibri"/>
+                <w:color w:val="131A18"/>
+                <w:sz w:val="19"/>
+                <w:szCs w:val="19"/>
+              </w:rPr>
+              <w:t xml:space="preserve">Generated reports</w:t>
+            </w:r>
+          </w:p>
+        </w:tc>
+        <w:tc>
+          <w:tcPr>
+            <w:tcW w:type="dxa" w:w="1600"/>
+            <w:tcMar>
+              <w:top w:type="dxa" w:w="100"/>
+              <w:left w:type="dxa" w:w="140"/>
+              <w:bottom w:type="dxa" w:w="100"/>
+              <w:right w:type="dxa" w:w="140"/>
+            </w:tcMar>
+          </w:tcPr>
+          <w:p>
+            <w:pPr>
+              <w:spacing w:after="0" w:line="260"/>
+            </w:pPr>
+            <w:r>
+              <w:rPr>
+                <w:rFonts w:ascii="Calibri" w:cs="Calibri" w:eastAsia="Calibri" w:hAnsi="Calibri"/>
+                <w:color w:val="131A18"/>
+                <w:sz w:val="19"/>
+                <w:szCs w:val="19"/>
+              </w:rPr>
+              <w:t xml:space="preserve">Inherits its input</w:t>
+            </w:r>
+          </w:p>
+        </w:tc>
+        <w:tc>
+          <w:tcPr>
+            <w:tcW w:type="dxa" w:w="2800"/>
+            <w:tcMar>
+              <w:top w:type="dxa" w:w="100"/>
+              <w:left w:type="dxa" w:w="140"/>
+              <w:bottom w:type="dxa" w:w="100"/>
+              <w:right w:type="dxa" w:w="140"/>
+            </w:tcMar>
+          </w:tcPr>
+          <w:p>
+            <w:pPr>
+              <w:spacing w:after="0" w:line="260"/>
+            </w:pPr>
+            <w:r>
+              <w:rPr>
+                <w:rFonts w:ascii="Calibri" w:cs="Calibri" w:eastAsia="Calibri" w:hAnsi="Calibri"/>
+                <w:color w:val="131A18"/>
+                <w:sz w:val="19"/>
+                <w:szCs w:val="19"/>
+              </w:rPr>
+              <w:t xml:space="preserve">Branded HTML, Word or PDF assembled from what an agent produced — a report built from case data carries that data in a file</w:t>
+            </w:r>
+          </w:p>
+        </w:tc>
+        <w:tc>
+          <w:tcPr>
+            <w:tcW w:type="dxa" w:w="2660"/>
+            <w:tcMar>
+              <w:top w:type="dxa" w:w="100"/>
+              <w:left w:type="dxa" w:w="140"/>
+              <w:bottom w:type="dxa" w:w="100"/>
+              <w:right w:type="dxa" w:w="140"/>
+            </w:tcMar>
+          </w:tcPr>
+          <w:p>
+            <w:pPr>
+              <w:spacing w:after="0" w:line="260"/>
+            </w:pPr>
+            <w:r>
+              <w:rPr>
+                <w:rFonts w:ascii="Calibri" w:cs="Calibri" w:eastAsia="Calibri" w:hAnsi="Calibri"/>
+                <w:color w:val="131A18"/>
+                <w:sz w:val="19"/>
+                <w:szCs w:val="19"/>
+              </w:rPr>
+              <w:t xml:space="preserve">Only if the underlying content did</w:t>
             </w:r>
           </w:p>
         </w:tc>
@@ -12641,7 +13830,7 @@
                 <w:sz w:val="19"/>
                 <w:szCs w:val="19"/>
               </w:rPr>
-              <w:t xml:space="preserve">Skills</w:t>
+              <w:t xml:space="preserve">Agents and skills</w:t>
             </w:r>
           </w:p>
         </w:tc>
@@ -12666,7 +13855,7 @@
                 <w:sz w:val="19"/>
                 <w:szCs w:val="19"/>
               </w:rPr>
-              <w:t xml:space="preserve">Integrations the agents call: database administration, Salesforce, ServiceNow, Jira, Office 365, Case 360°, infrastructure analysis, report rendering.</w:t>
+              <w:t xml:space="preserve">The specialised agents and the integrations behind them. Several began as standalone skills and are being converted into agents — see the register below.</w:t>
             </w:r>
           </w:p>
         </w:tc>
@@ -12691,7 +13880,7 @@
                 <w:sz w:val="19"/>
                 <w:szCs w:val="19"/>
               </w:rPr>
-              <w:t xml:space="preserve">Case skills: yes</w:t>
+              <w:t xml:space="preserve">Case agents: yes</w:t>
             </w:r>
           </w:p>
         </w:tc>
@@ -12851,6 +14040,1097 @@
         </w:tc>
       </w:tr>
     </w:tbl>
+    <w:p>
+      <w:pPr>
+        <w:spacing w:after="200"/>
+      </w:pPr>
+    </w:p>
+    <w:p>
+      <w:pPr>
+        <w:pStyle w:val="Heading2"/>
+        <w:spacing w:after="110" w:before="280"/>
+      </w:pPr>
+      <w:r>
+        <w:rPr>
+          <w:rFonts w:ascii="Calibri" w:cs="Calibri" w:eastAsia="Calibri" w:hAnsi="Calibri"/>
+          <w:b/>
+          <w:bCs/>
+          <w:color w:val="131A18"/>
+          <w:sz w:val="23"/>
+          <w:szCs w:val="23"/>
+        </w:rPr>
+        <w:t xml:space="preserve">Agent register</w:t>
+      </w:r>
+    </w:p>
+    <w:p>
+      <w:pPr>
+        <w:spacing w:after="140" w:line="276"/>
+      </w:pPr>
+      <w:r>
+        <w:rPr>
+          <w:rFonts w:ascii="Calibri" w:cs="Calibri" w:eastAsia="Calibri" w:hAnsi="Calibri"/>
+          <w:color w:val="131A18"/>
+          <w:sz w:val="21"/>
+          <w:szCs w:val="21"/>
+        </w:rPr>
+        <w:t xml:space="preserve">Eight agents, two working today. Several exist as standalone skills built during the proof of concept and are being converted into agents so the orchestrator can route to them directly. The right-hand column is the one that matters for Section 7.</w:t>
+      </w:r>
+    </w:p>
+    <w:tbl>
+      <w:tblPr>
+        <w:tblW w:type="dxa" w:w="9360"/>
+        <w:tblBorders>
+          <w:top w:val="single" w:color="D9E0DE" w:sz="4"/>
+          <w:left w:val="single" w:color="D9E0DE" w:sz="4"/>
+          <w:bottom w:val="single" w:color="D9E0DE" w:sz="4"/>
+          <w:right w:val="single" w:color="D9E0DE" w:sz="4"/>
+          <w:insideH w:val="single" w:color="D9E0DE" w:sz="4"/>
+          <w:insideV w:val="single" w:color="D9E0DE" w:sz="4"/>
+        </w:tblBorders>
+      </w:tblPr>
+      <w:tblGrid>
+        <w:gridCol w:w="1500"/>
+        <w:gridCol w:w="4560"/>
+        <w:gridCol w:w="1600"/>
+        <w:gridCol w:w="1700"/>
+      </w:tblGrid>
+      <w:tr>
+        <w:trPr>
+          <w:tblHeader/>
+        </w:trPr>
+        <w:tc>
+          <w:tcPr>
+            <w:tcW w:type="dxa" w:w="1500"/>
+            <w:shd w:fill="F2F6F5" w:val="clear"/>
+            <w:tcMar>
+              <w:top w:type="dxa" w:w="100"/>
+              <w:left w:type="dxa" w:w="140"/>
+              <w:bottom w:type="dxa" w:w="100"/>
+              <w:right w:type="dxa" w:w="140"/>
+            </w:tcMar>
+          </w:tcPr>
+          <w:p>
+            <w:pPr>
+              <w:spacing w:after="0"/>
+            </w:pPr>
+            <w:r>
+              <w:rPr>
+                <w:rFonts w:ascii="Consolas" w:cs="Consolas" w:eastAsia="Consolas" w:hAnsi="Consolas"/>
+                <w:b/>
+                <w:bCs/>
+                <w:color w:val="5B6764"/>
+                <w:spacing w:val="20"/>
+                <w:sz w:val="15"/>
+                <w:szCs w:val="15"/>
+              </w:rPr>
+              <w:t xml:space="preserve">AGENT</w:t>
+            </w:r>
+          </w:p>
+        </w:tc>
+        <w:tc>
+          <w:tcPr>
+            <w:tcW w:type="dxa" w:w="4560"/>
+            <w:shd w:fill="F2F6F5" w:val="clear"/>
+            <w:tcMar>
+              <w:top w:type="dxa" w:w="100"/>
+              <w:left w:type="dxa" w:w="140"/>
+              <w:bottom w:type="dxa" w:w="100"/>
+              <w:right w:type="dxa" w:w="140"/>
+            </w:tcMar>
+          </w:tcPr>
+          <w:p>
+            <w:pPr>
+              <w:spacing w:after="0"/>
+            </w:pPr>
+            <w:r>
+              <w:rPr>
+                <w:rFonts w:ascii="Consolas" w:cs="Consolas" w:eastAsia="Consolas" w:hAnsi="Consolas"/>
+                <w:b/>
+                <w:bCs/>
+                <w:color w:val="5B6764"/>
+                <w:spacing w:val="20"/>
+                <w:sz w:val="15"/>
+                <w:szCs w:val="15"/>
+              </w:rPr>
+              <w:t xml:space="preserve">WHAT IT DOES</w:t>
+            </w:r>
+          </w:p>
+        </w:tc>
+        <w:tc>
+          <w:tcPr>
+            <w:tcW w:type="dxa" w:w="1600"/>
+            <w:shd w:fill="F2F6F5" w:val="clear"/>
+            <w:tcMar>
+              <w:top w:type="dxa" w:w="100"/>
+              <w:left w:type="dxa" w:w="140"/>
+              <w:bottom w:type="dxa" w:w="100"/>
+              <w:right w:type="dxa" w:w="140"/>
+            </w:tcMar>
+          </w:tcPr>
+          <w:p>
+            <w:pPr>
+              <w:spacing w:after="0"/>
+            </w:pPr>
+            <w:r>
+              <w:rPr>
+                <w:rFonts w:ascii="Consolas" w:cs="Consolas" w:eastAsia="Consolas" w:hAnsi="Consolas"/>
+                <w:b/>
+                <w:bCs/>
+                <w:color w:val="5B6764"/>
+                <w:spacing w:val="20"/>
+                <w:sz w:val="15"/>
+                <w:szCs w:val="15"/>
+              </w:rPr>
+              <w:t xml:space="preserve">STATUS</w:t>
+            </w:r>
+          </w:p>
+        </w:tc>
+        <w:tc>
+          <w:tcPr>
+            <w:tcW w:type="dxa" w:w="1700"/>
+            <w:shd w:fill="F2F6F5" w:val="clear"/>
+            <w:tcMar>
+              <w:top w:type="dxa" w:w="100"/>
+              <w:left w:type="dxa" w:w="140"/>
+              <w:bottom w:type="dxa" w:w="100"/>
+              <w:right w:type="dxa" w:w="140"/>
+            </w:tcMar>
+          </w:tcPr>
+          <w:p>
+            <w:pPr>
+              <w:spacing w:after="0"/>
+            </w:pPr>
+            <w:r>
+              <w:rPr>
+                <w:rFonts w:ascii="Consolas" w:cs="Consolas" w:eastAsia="Consolas" w:hAnsi="Consolas"/>
+                <w:b/>
+                <w:bCs/>
+                <w:color w:val="5B6764"/>
+                <w:spacing w:val="20"/>
+                <w:sz w:val="15"/>
+                <w:szCs w:val="15"/>
+              </w:rPr>
+              <w:t xml:space="preserve">CLIENT DATA</w:t>
+            </w:r>
+          </w:p>
+        </w:tc>
+      </w:tr>
+      <w:tr>
+        <w:tc>
+          <w:tcPr>
+            <w:tcW w:type="dxa" w:w="1500"/>
+            <w:tcMar>
+              <w:top w:type="dxa" w:w="100"/>
+              <w:left w:type="dxa" w:w="140"/>
+              <w:bottom w:type="dxa" w:w="100"/>
+              <w:right w:type="dxa" w:w="140"/>
+            </w:tcMar>
+          </w:tcPr>
+          <w:p>
+            <w:pPr>
+              <w:spacing w:after="0" w:line="260"/>
+            </w:pPr>
+            <w:r>
+              <w:rPr>
+                <w:rFonts w:ascii="Calibri" w:cs="Calibri" w:eastAsia="Calibri" w:hAnsi="Calibri"/>
+                <w:color w:val="131A18"/>
+                <w:sz w:val="19"/>
+                <w:szCs w:val="19"/>
+              </w:rPr>
+              <w:t xml:space="preserve">Search</w:t>
+            </w:r>
+          </w:p>
+        </w:tc>
+        <w:tc>
+          <w:tcPr>
+            <w:tcW w:type="dxa" w:w="4560"/>
+            <w:tcMar>
+              <w:top w:type="dxa" w:w="100"/>
+              <w:left w:type="dxa" w:w="140"/>
+              <w:bottom w:type="dxa" w:w="100"/>
+              <w:right w:type="dxa" w:w="140"/>
+            </w:tcMar>
+          </w:tcPr>
+          <w:p>
+            <w:pPr>
+              <w:spacing w:after="0" w:line="260"/>
+            </w:pPr>
+            <w:r>
+              <w:rPr>
+                <w:rFonts w:ascii="Calibri" w:cs="Calibri" w:eastAsia="Calibri" w:hAnsi="Calibri"/>
+                <w:color w:val="131A18"/>
+                <w:sz w:val="19"/>
+                <w:szCs w:val="19"/>
+              </w:rPr>
+              <w:t xml:space="preserve">Retrieval over the documentation corpus, with relevance grading and a web fallback.</w:t>
+            </w:r>
+          </w:p>
+        </w:tc>
+        <w:tc>
+          <w:tcPr>
+            <w:tcW w:type="dxa" w:w="1600"/>
+            <w:tcMar>
+              <w:top w:type="dxa" w:w="100"/>
+              <w:left w:type="dxa" w:w="140"/>
+              <w:bottom w:type="dxa" w:w="100"/>
+              <w:right w:type="dxa" w:w="140"/>
+            </w:tcMar>
+          </w:tcPr>
+          <w:p>
+            <w:pPr>
+              <w:spacing w:after="0" w:line="260"/>
+            </w:pPr>
+            <w:r>
+              <w:rPr>
+                <w:rFonts w:ascii="Calibri" w:cs="Calibri" w:eastAsia="Calibri" w:hAnsi="Calibri"/>
+                <w:color w:val="131A18"/>
+                <w:sz w:val="19"/>
+                <w:szCs w:val="19"/>
+              </w:rPr>
+              <w:t xml:space="preserve">Working</w:t>
+            </w:r>
+          </w:p>
+        </w:tc>
+        <w:tc>
+          <w:tcPr>
+            <w:tcW w:type="dxa" w:w="1700"/>
+            <w:tcMar>
+              <w:top w:type="dxa" w:w="100"/>
+              <w:left w:type="dxa" w:w="140"/>
+              <w:bottom w:type="dxa" w:w="100"/>
+              <w:right w:type="dxa" w:w="140"/>
+            </w:tcMar>
+          </w:tcPr>
+          <w:p>
+            <w:pPr>
+              <w:spacing w:after="0" w:line="260"/>
+            </w:pPr>
+            <w:r>
+              <w:rPr>
+                <w:rFonts w:ascii="Calibri" w:cs="Calibri" w:eastAsia="Calibri" w:hAnsi="Calibri"/>
+                <w:color w:val="131A18"/>
+                <w:sz w:val="19"/>
+                <w:szCs w:val="19"/>
+              </w:rPr>
+              <w:t xml:space="preserve">No</w:t>
+            </w:r>
+          </w:p>
+        </w:tc>
+      </w:tr>
+      <w:tr>
+        <w:tc>
+          <w:tcPr>
+            <w:tcW w:type="dxa" w:w="1500"/>
+            <w:tcMar>
+              <w:top w:type="dxa" w:w="100"/>
+              <w:left w:type="dxa" w:w="140"/>
+              <w:bottom w:type="dxa" w:w="100"/>
+              <w:right w:type="dxa" w:w="140"/>
+            </w:tcMar>
+          </w:tcPr>
+          <w:p>
+            <w:pPr>
+              <w:spacing w:after="0" w:line="260"/>
+            </w:pPr>
+            <w:r>
+              <w:rPr>
+                <w:rFonts w:ascii="Calibri" w:cs="Calibri" w:eastAsia="Calibri" w:hAnsi="Calibri"/>
+                <w:color w:val="131A18"/>
+                <w:sz w:val="19"/>
+                <w:szCs w:val="19"/>
+              </w:rPr>
+              <w:t xml:space="preserve">DBAdmin</w:t>
+            </w:r>
+          </w:p>
+        </w:tc>
+        <w:tc>
+          <w:tcPr>
+            <w:tcW w:type="dxa" w:w="4560"/>
+            <w:tcMar>
+              <w:top w:type="dxa" w:w="100"/>
+              <w:left w:type="dxa" w:w="140"/>
+              <w:bottom w:type="dxa" w:w="100"/>
+              <w:right w:type="dxa" w:w="140"/>
+            </w:tcMar>
+          </w:tcPr>
+          <w:p>
+            <w:pPr>
+              <w:spacing w:after="0" w:line="260"/>
+            </w:pPr>
+            <w:r>
+              <w:rPr>
+                <w:rFonts w:ascii="Calibri" w:cs="Calibri" w:eastAsia="Calibri" w:hAnsi="Calibri"/>
+                <w:color w:val="131A18"/>
+                <w:sz w:val="19"/>
+                <w:szCs w:val="19"/>
+              </w:rPr>
+              <w:t xml:space="preserve">Database questions and operations. </w:t>
+            </w:r>
+            <w:r>
+              <w:rPr>
+                <w:rFonts w:ascii="Calibri" w:cs="Calibri" w:eastAsia="Calibri" w:hAnsi="Calibri"/>
+                <w:b/>
+                <w:bCs/>
+                <w:color w:val="131A18"/>
+                <w:sz w:val="19"/>
+                <w:szCs w:val="19"/>
+              </w:rPr>
+              <w:t xml:space="preserve">Reads and writes.</w:t>
+            </w:r>
+          </w:p>
+        </w:tc>
+        <w:tc>
+          <w:tcPr>
+            <w:tcW w:type="dxa" w:w="1600"/>
+            <w:tcMar>
+              <w:top w:type="dxa" w:w="100"/>
+              <w:left w:type="dxa" w:w="140"/>
+              <w:bottom w:type="dxa" w:w="100"/>
+              <w:right w:type="dxa" w:w="140"/>
+            </w:tcMar>
+          </w:tcPr>
+          <w:p>
+            <w:pPr>
+              <w:spacing w:after="0" w:line="260"/>
+            </w:pPr>
+            <w:r>
+              <w:rPr>
+                <w:rFonts w:ascii="Calibri" w:cs="Calibri" w:eastAsia="Calibri" w:hAnsi="Calibri"/>
+                <w:color w:val="131A18"/>
+                <w:sz w:val="19"/>
+                <w:szCs w:val="19"/>
+              </w:rPr>
+              <w:t xml:space="preserve">Working</w:t>
+            </w:r>
+          </w:p>
+        </w:tc>
+        <w:tc>
+          <w:tcPr>
+            <w:tcW w:type="dxa" w:w="1700"/>
+            <w:tcMar>
+              <w:top w:type="dxa" w:w="100"/>
+              <w:left w:type="dxa" w:w="140"/>
+              <w:bottom w:type="dxa" w:w="100"/>
+              <w:right w:type="dxa" w:w="140"/>
+            </w:tcMar>
+          </w:tcPr>
+          <w:p>
+            <w:pPr>
+              <w:spacing w:after="0" w:line="260"/>
+            </w:pPr>
+            <w:r>
+              <w:rPr>
+                <w:rFonts w:ascii="Calibri" w:cs="Calibri" w:eastAsia="Calibri" w:hAnsi="Calibri"/>
+                <w:color w:val="131A18"/>
+                <w:sz w:val="19"/>
+                <w:szCs w:val="19"/>
+              </w:rPr>
+              <w:t xml:space="preserve">Anonymised, test databases</w:t>
+            </w:r>
+          </w:p>
+        </w:tc>
+      </w:tr>
+      <w:tr>
+        <w:tc>
+          <w:tcPr>
+            <w:tcW w:type="dxa" w:w="1500"/>
+            <w:tcMar>
+              <w:top w:type="dxa" w:w="100"/>
+              <w:left w:type="dxa" w:w="140"/>
+              <w:bottom w:type="dxa" w:w="100"/>
+              <w:right w:type="dxa" w:w="140"/>
+            </w:tcMar>
+          </w:tcPr>
+          <w:p>
+            <w:pPr>
+              <w:spacing w:after="0" w:line="260"/>
+            </w:pPr>
+            <w:r>
+              <w:rPr>
+                <w:rFonts w:ascii="Calibri" w:cs="Calibri" w:eastAsia="Calibri" w:hAnsi="Calibri"/>
+                <w:color w:val="131A18"/>
+                <w:sz w:val="19"/>
+                <w:szCs w:val="19"/>
+              </w:rPr>
+              <w:t xml:space="preserve">CVE</w:t>
+            </w:r>
+          </w:p>
+        </w:tc>
+        <w:tc>
+          <w:tcPr>
+            <w:tcW w:type="dxa" w:w="4560"/>
+            <w:tcMar>
+              <w:top w:type="dxa" w:w="100"/>
+              <w:left w:type="dxa" w:w="140"/>
+              <w:bottom w:type="dxa" w:w="100"/>
+              <w:right w:type="dxa" w:w="140"/>
+            </w:tcMar>
+          </w:tcPr>
+          <w:p>
+            <w:pPr>
+              <w:spacing w:after="0" w:line="260"/>
+            </w:pPr>
+            <w:r>
+              <w:rPr>
+                <w:rFonts w:ascii="Calibri" w:cs="Calibri" w:eastAsia="Calibri" w:hAnsi="Calibri"/>
+                <w:color w:val="131A18"/>
+                <w:sz w:val="19"/>
+                <w:szCs w:val="19"/>
+              </w:rPr>
+              <w:t xml:space="preserve">Correlates an incoming vulnerability report with our own investigation and resolution history.</w:t>
+            </w:r>
+          </w:p>
+        </w:tc>
+        <w:tc>
+          <w:tcPr>
+            <w:tcW w:type="dxa" w:w="1600"/>
+            <w:tcMar>
+              <w:top w:type="dxa" w:w="100"/>
+              <w:left w:type="dxa" w:w="140"/>
+              <w:bottom w:type="dxa" w:w="100"/>
+              <w:right w:type="dxa" w:w="140"/>
+            </w:tcMar>
+          </w:tcPr>
+          <w:p>
+            <w:pPr>
+              <w:spacing w:after="0" w:line="260"/>
+            </w:pPr>
+            <w:r>
+              <w:rPr>
+                <w:rFonts w:ascii="Calibri" w:cs="Calibri" w:eastAsia="Calibri" w:hAnsi="Calibri"/>
+                <w:color w:val="131A18"/>
+                <w:sz w:val="19"/>
+                <w:szCs w:val="19"/>
+              </w:rPr>
+              <w:t xml:space="preserve">Planned</w:t>
+            </w:r>
+          </w:p>
+        </w:tc>
+        <w:tc>
+          <w:tcPr>
+            <w:tcW w:type="dxa" w:w="1700"/>
+            <w:tcMar>
+              <w:top w:type="dxa" w:w="100"/>
+              <w:left w:type="dxa" w:w="140"/>
+              <w:bottom w:type="dxa" w:w="100"/>
+              <w:right w:type="dxa" w:w="140"/>
+            </w:tcMar>
+          </w:tcPr>
+          <w:p>
+            <w:pPr>
+              <w:spacing w:after="0" w:line="260"/>
+            </w:pPr>
+            <w:r>
+              <w:rPr>
+                <w:rFonts w:ascii="Calibri" w:cs="Calibri" w:eastAsia="Calibri" w:hAnsi="Calibri"/>
+                <w:color w:val="131A18"/>
+                <w:sz w:val="19"/>
+                <w:szCs w:val="19"/>
+              </w:rPr>
+              <w:t xml:space="preserve">No</w:t>
+            </w:r>
+          </w:p>
+        </w:tc>
+      </w:tr>
+      <w:tr>
+        <w:tc>
+          <w:tcPr>
+            <w:tcW w:type="dxa" w:w="1500"/>
+            <w:tcMar>
+              <w:top w:type="dxa" w:w="100"/>
+              <w:left w:type="dxa" w:w="140"/>
+              <w:bottom w:type="dxa" w:w="100"/>
+              <w:right w:type="dxa" w:w="140"/>
+            </w:tcMar>
+          </w:tcPr>
+          <w:p>
+            <w:pPr>
+              <w:spacing w:after="0" w:line="260"/>
+            </w:pPr>
+            <w:r>
+              <w:rPr>
+                <w:rFonts w:ascii="Calibri" w:cs="Calibri" w:eastAsia="Calibri" w:hAnsi="Calibri"/>
+                <w:color w:val="131A18"/>
+                <w:sz w:val="19"/>
+                <w:szCs w:val="19"/>
+              </w:rPr>
+              <w:t xml:space="preserve">Salesforce</w:t>
+            </w:r>
+          </w:p>
+        </w:tc>
+        <w:tc>
+          <w:tcPr>
+            <w:tcW w:type="dxa" w:w="4560"/>
+            <w:tcMar>
+              <w:top w:type="dxa" w:w="100"/>
+              <w:left w:type="dxa" w:w="140"/>
+              <w:bottom w:type="dxa" w:w="100"/>
+              <w:right w:type="dxa" w:w="140"/>
+            </w:tcMar>
+          </w:tcPr>
+          <w:p>
+            <w:pPr>
+              <w:spacing w:after="0" w:line="260"/>
+            </w:pPr>
+            <w:r>
+              <w:rPr>
+                <w:rFonts w:ascii="Calibri" w:cs="Calibri" w:eastAsia="Calibri" w:hAnsi="Calibri"/>
+                <w:color w:val="131A18"/>
+                <w:sz w:val="19"/>
+                <w:szCs w:val="19"/>
+              </w:rPr>
+              <w:t xml:space="preserve">Case details and attachments, with assisted root-cause analysis.</w:t>
+            </w:r>
+          </w:p>
+        </w:tc>
+        <w:tc>
+          <w:tcPr>
+            <w:tcW w:type="dxa" w:w="1600"/>
+            <w:tcMar>
+              <w:top w:type="dxa" w:w="100"/>
+              <w:left w:type="dxa" w:w="140"/>
+              <w:bottom w:type="dxa" w:w="100"/>
+              <w:right w:type="dxa" w:w="140"/>
+            </w:tcMar>
+          </w:tcPr>
+          <w:p>
+            <w:pPr>
+              <w:spacing w:after="0" w:line="260"/>
+            </w:pPr>
+            <w:r>
+              <w:rPr>
+                <w:rFonts w:ascii="Calibri" w:cs="Calibri" w:eastAsia="Calibri" w:hAnsi="Calibri"/>
+                <w:color w:val="131A18"/>
+                <w:sz w:val="19"/>
+                <w:szCs w:val="19"/>
+              </w:rPr>
+              <w:t xml:space="preserve">Skill → agent</w:t>
+            </w:r>
+          </w:p>
+        </w:tc>
+        <w:tc>
+          <w:tcPr>
+            <w:tcW w:type="dxa" w:w="1700"/>
+            <w:tcMar>
+              <w:top w:type="dxa" w:w="100"/>
+              <w:left w:type="dxa" w:w="140"/>
+              <w:bottom w:type="dxa" w:w="100"/>
+              <w:right w:type="dxa" w:w="140"/>
+            </w:tcMar>
+          </w:tcPr>
+          <w:p>
+            <w:pPr>
+              <w:spacing w:after="0" w:line="260"/>
+            </w:pPr>
+            <w:r>
+              <w:rPr>
+                <w:rFonts w:ascii="Calibri" w:cs="Calibri" w:eastAsia="Calibri" w:hAnsi="Calibri"/>
+                <w:b/>
+                <w:bCs/>
+                <w:color w:val="131A18"/>
+                <w:sz w:val="19"/>
+                <w:szCs w:val="19"/>
+              </w:rPr>
+              <w:t xml:space="preserve">Yes</w:t>
+            </w:r>
+          </w:p>
+        </w:tc>
+      </w:tr>
+      <w:tr>
+        <w:tc>
+          <w:tcPr>
+            <w:tcW w:type="dxa" w:w="1500"/>
+            <w:tcMar>
+              <w:top w:type="dxa" w:w="100"/>
+              <w:left w:type="dxa" w:w="140"/>
+              <w:bottom w:type="dxa" w:w="100"/>
+              <w:right w:type="dxa" w:w="140"/>
+            </w:tcMar>
+          </w:tcPr>
+          <w:p>
+            <w:pPr>
+              <w:spacing w:after="0" w:line="260"/>
+            </w:pPr>
+            <w:r>
+              <w:rPr>
+                <w:rFonts w:ascii="Calibri" w:cs="Calibri" w:eastAsia="Calibri" w:hAnsi="Calibri"/>
+                <w:color w:val="131A18"/>
+                <w:sz w:val="19"/>
+                <w:szCs w:val="19"/>
+              </w:rPr>
+              <w:t xml:space="preserve">Jira</w:t>
+            </w:r>
+          </w:p>
+        </w:tc>
+        <w:tc>
+          <w:tcPr>
+            <w:tcW w:type="dxa" w:w="4560"/>
+            <w:tcMar>
+              <w:top w:type="dxa" w:w="100"/>
+              <w:left w:type="dxa" w:w="140"/>
+              <w:bottom w:type="dxa" w:w="100"/>
+              <w:right w:type="dxa" w:w="140"/>
+            </w:tcMar>
+          </w:tcPr>
+          <w:p>
+            <w:pPr>
+              <w:spacing w:after="0" w:line="260"/>
+            </w:pPr>
+            <w:r>
+              <w:rPr>
+                <w:rFonts w:ascii="Calibri" w:cs="Calibri" w:eastAsia="Calibri" w:hAnsi="Calibri"/>
+                <w:color w:val="131A18"/>
+                <w:sz w:val="19"/>
+                <w:szCs w:val="19"/>
+              </w:rPr>
+              <w:t xml:space="preserve">Issue details, linked commits, JQL search, assisted commit analysis.</w:t>
+            </w:r>
+          </w:p>
+        </w:tc>
+        <w:tc>
+          <w:tcPr>
+            <w:tcW w:type="dxa" w:w="1600"/>
+            <w:tcMar>
+              <w:top w:type="dxa" w:w="100"/>
+              <w:left w:type="dxa" w:w="140"/>
+              <w:bottom w:type="dxa" w:w="100"/>
+              <w:right w:type="dxa" w:w="140"/>
+            </w:tcMar>
+          </w:tcPr>
+          <w:p>
+            <w:pPr>
+              <w:spacing w:after="0" w:line="260"/>
+            </w:pPr>
+            <w:r>
+              <w:rPr>
+                <w:rFonts w:ascii="Calibri" w:cs="Calibri" w:eastAsia="Calibri" w:hAnsi="Calibri"/>
+                <w:color w:val="131A18"/>
+                <w:sz w:val="19"/>
+                <w:szCs w:val="19"/>
+              </w:rPr>
+              <w:t xml:space="preserve">Skill → agent</w:t>
+            </w:r>
+          </w:p>
+        </w:tc>
+        <w:tc>
+          <w:tcPr>
+            <w:tcW w:type="dxa" w:w="1700"/>
+            <w:tcMar>
+              <w:top w:type="dxa" w:w="100"/>
+              <w:left w:type="dxa" w:w="140"/>
+              <w:bottom w:type="dxa" w:w="100"/>
+              <w:right w:type="dxa" w:w="140"/>
+            </w:tcMar>
+          </w:tcPr>
+          <w:p>
+            <w:pPr>
+              <w:spacing w:after="0" w:line="260"/>
+            </w:pPr>
+            <w:r>
+              <w:rPr>
+                <w:rFonts w:ascii="Calibri" w:cs="Calibri" w:eastAsia="Calibri" w:hAnsi="Calibri"/>
+                <w:color w:val="131A18"/>
+                <w:sz w:val="19"/>
+                <w:szCs w:val="19"/>
+              </w:rPr>
+              <w:t xml:space="preserve">Incidental</w:t>
+            </w:r>
+          </w:p>
+        </w:tc>
+      </w:tr>
+      <w:tr>
+        <w:tc>
+          <w:tcPr>
+            <w:tcW w:type="dxa" w:w="1500"/>
+            <w:tcMar>
+              <w:top w:type="dxa" w:w="100"/>
+              <w:left w:type="dxa" w:w="140"/>
+              <w:bottom w:type="dxa" w:w="100"/>
+              <w:right w:type="dxa" w:w="140"/>
+            </w:tcMar>
+          </w:tcPr>
+          <w:p>
+            <w:pPr>
+              <w:spacing w:after="0" w:line="260"/>
+            </w:pPr>
+            <w:r>
+              <w:rPr>
+                <w:rFonts w:ascii="Calibri" w:cs="Calibri" w:eastAsia="Calibri" w:hAnsi="Calibri"/>
+                <w:color w:val="131A18"/>
+                <w:sz w:val="19"/>
+                <w:szCs w:val="19"/>
+              </w:rPr>
+              <w:t xml:space="preserve">ServiceNow</w:t>
+            </w:r>
+          </w:p>
+        </w:tc>
+        <w:tc>
+          <w:tcPr>
+            <w:tcW w:type="dxa" w:w="4560"/>
+            <w:tcMar>
+              <w:top w:type="dxa" w:w="100"/>
+              <w:left w:type="dxa" w:w="140"/>
+              <w:bottom w:type="dxa" w:w="100"/>
+              <w:right w:type="dxa" w:w="140"/>
+            </w:tcMar>
+          </w:tcPr>
+          <w:p>
+            <w:pPr>
+              <w:spacing w:after="0" w:line="260"/>
+            </w:pPr>
+            <w:r>
+              <w:rPr>
+                <w:rFonts w:ascii="Calibri" w:cs="Calibri" w:eastAsia="Calibri" w:hAnsi="Calibri"/>
+                <w:color w:val="131A18"/>
+                <w:sz w:val="19"/>
+                <w:szCs w:val="19"/>
+              </w:rPr>
+              <w:t xml:space="preserve">Incidents, changes, requested items and problems.</w:t>
+            </w:r>
+          </w:p>
+        </w:tc>
+        <w:tc>
+          <w:tcPr>
+            <w:tcW w:type="dxa" w:w="1600"/>
+            <w:tcMar>
+              <w:top w:type="dxa" w:w="100"/>
+              <w:left w:type="dxa" w:w="140"/>
+              <w:bottom w:type="dxa" w:w="100"/>
+              <w:right w:type="dxa" w:w="140"/>
+            </w:tcMar>
+          </w:tcPr>
+          <w:p>
+            <w:pPr>
+              <w:spacing w:after="0" w:line="260"/>
+            </w:pPr>
+            <w:r>
+              <w:rPr>
+                <w:rFonts w:ascii="Calibri" w:cs="Calibri" w:eastAsia="Calibri" w:hAnsi="Calibri"/>
+                <w:color w:val="131A18"/>
+                <w:sz w:val="19"/>
+                <w:szCs w:val="19"/>
+              </w:rPr>
+              <w:t xml:space="preserve">Skill → agent</w:t>
+            </w:r>
+          </w:p>
+        </w:tc>
+        <w:tc>
+          <w:tcPr>
+            <w:tcW w:type="dxa" w:w="1700"/>
+            <w:tcMar>
+              <w:top w:type="dxa" w:w="100"/>
+              <w:left w:type="dxa" w:w="140"/>
+              <w:bottom w:type="dxa" w:w="100"/>
+              <w:right w:type="dxa" w:w="140"/>
+            </w:tcMar>
+          </w:tcPr>
+          <w:p>
+            <w:pPr>
+              <w:spacing w:after="0" w:line="260"/>
+            </w:pPr>
+            <w:r>
+              <w:rPr>
+                <w:rFonts w:ascii="Calibri" w:cs="Calibri" w:eastAsia="Calibri" w:hAnsi="Calibri"/>
+                <w:b/>
+                <w:bCs/>
+                <w:color w:val="131A18"/>
+                <w:sz w:val="19"/>
+                <w:szCs w:val="19"/>
+              </w:rPr>
+              <w:t xml:space="preserve">Yes</w:t>
+            </w:r>
+          </w:p>
+        </w:tc>
+      </w:tr>
+      <w:tr>
+        <w:tc>
+          <w:tcPr>
+            <w:tcW w:type="dxa" w:w="1500"/>
+            <w:tcMar>
+              <w:top w:type="dxa" w:w="100"/>
+              <w:left w:type="dxa" w:w="140"/>
+              <w:bottom w:type="dxa" w:w="100"/>
+              <w:right w:type="dxa" w:w="140"/>
+            </w:tcMar>
+          </w:tcPr>
+          <w:p>
+            <w:pPr>
+              <w:spacing w:after="0" w:line="260"/>
+            </w:pPr>
+            <w:r>
+              <w:rPr>
+                <w:rFonts w:ascii="Calibri" w:cs="Calibri" w:eastAsia="Calibri" w:hAnsi="Calibri"/>
+                <w:color w:val="131A18"/>
+                <w:sz w:val="19"/>
+                <w:szCs w:val="19"/>
+              </w:rPr>
+              <w:t xml:space="preserve">Infrastructure</w:t>
+            </w:r>
+          </w:p>
+        </w:tc>
+        <w:tc>
+          <w:tcPr>
+            <w:tcW w:type="dxa" w:w="4560"/>
+            <w:tcMar>
+              <w:top w:type="dxa" w:w="100"/>
+              <w:left w:type="dxa" w:w="140"/>
+              <w:bottom w:type="dxa" w:w="100"/>
+              <w:right w:type="dxa" w:w="140"/>
+            </w:tcMar>
+          </w:tcPr>
+          <w:p>
+            <w:pPr>
+              <w:spacing w:after="0" w:line="260"/>
+            </w:pPr>
+            <w:r>
+              <w:rPr>
+                <w:rFonts w:ascii="Calibri" w:cs="Calibri" w:eastAsia="Calibri" w:hAnsi="Calibri"/>
+                <w:color w:val="131A18"/>
+                <w:sz w:val="19"/>
+                <w:szCs w:val="19"/>
+              </w:rPr>
+              <w:t xml:space="preserve">Parses vCloud exports, spreadsheets and mail into resource reports, and flags servers present in the estate but absent from our records.</w:t>
+            </w:r>
+          </w:p>
+        </w:tc>
+        <w:tc>
+          <w:tcPr>
+            <w:tcW w:type="dxa" w:w="1600"/>
+            <w:tcMar>
+              <w:top w:type="dxa" w:w="100"/>
+              <w:left w:type="dxa" w:w="140"/>
+              <w:bottom w:type="dxa" w:w="100"/>
+              <w:right w:type="dxa" w:w="140"/>
+            </w:tcMar>
+          </w:tcPr>
+          <w:p>
+            <w:pPr>
+              <w:spacing w:after="0" w:line="260"/>
+            </w:pPr>
+            <w:r>
+              <w:rPr>
+                <w:rFonts w:ascii="Calibri" w:cs="Calibri" w:eastAsia="Calibri" w:hAnsi="Calibri"/>
+                <w:color w:val="131A18"/>
+                <w:sz w:val="19"/>
+                <w:szCs w:val="19"/>
+              </w:rPr>
+              <w:t xml:space="preserve">Skill → agent</w:t>
+            </w:r>
+          </w:p>
+        </w:tc>
+        <w:tc>
+          <w:tcPr>
+            <w:tcW w:type="dxa" w:w="1700"/>
+            <w:tcMar>
+              <w:top w:type="dxa" w:w="100"/>
+              <w:left w:type="dxa" w:w="140"/>
+              <w:bottom w:type="dxa" w:w="100"/>
+              <w:right w:type="dxa" w:w="140"/>
+            </w:tcMar>
+          </w:tcPr>
+          <w:p>
+            <w:pPr>
+              <w:spacing w:after="0" w:line="260"/>
+            </w:pPr>
+            <w:r>
+              <w:rPr>
+                <w:rFonts w:ascii="Calibri" w:cs="Calibri" w:eastAsia="Calibri" w:hAnsi="Calibri"/>
+                <w:color w:val="131A18"/>
+                <w:sz w:val="19"/>
+                <w:szCs w:val="19"/>
+              </w:rPr>
+              <w:t xml:space="preserve">No</w:t>
+            </w:r>
+          </w:p>
+        </w:tc>
+      </w:tr>
+      <w:tr>
+        <w:tc>
+          <w:tcPr>
+            <w:tcW w:type="dxa" w:w="1500"/>
+            <w:tcMar>
+              <w:top w:type="dxa" w:w="100"/>
+              <w:left w:type="dxa" w:w="140"/>
+              <w:bottom w:type="dxa" w:w="100"/>
+              <w:right w:type="dxa" w:w="140"/>
+            </w:tcMar>
+          </w:tcPr>
+          <w:p>
+            <w:pPr>
+              <w:spacing w:after="0" w:line="260"/>
+            </w:pPr>
+            <w:r>
+              <w:rPr>
+                <w:rFonts w:ascii="Calibri" w:cs="Calibri" w:eastAsia="Calibri" w:hAnsi="Calibri"/>
+                <w:color w:val="131A18"/>
+                <w:sz w:val="19"/>
+                <w:szCs w:val="19"/>
+              </w:rPr>
+              <w:t xml:space="preserve">Reports</w:t>
+            </w:r>
+          </w:p>
+        </w:tc>
+        <w:tc>
+          <w:tcPr>
+            <w:tcW w:type="dxa" w:w="4560"/>
+            <w:tcMar>
+              <w:top w:type="dxa" w:w="100"/>
+              <w:left w:type="dxa" w:w="140"/>
+              <w:bottom w:type="dxa" w:w="100"/>
+              <w:right w:type="dxa" w:w="140"/>
+            </w:tcMar>
+          </w:tcPr>
+          <w:p>
+            <w:pPr>
+              <w:spacing w:after="0" w:line="260"/>
+            </w:pPr>
+            <w:r>
+              <w:rPr>
+                <w:rFonts w:ascii="Calibri" w:cs="Calibri" w:eastAsia="Calibri" w:hAnsi="Calibri"/>
+                <w:color w:val="131A18"/>
+                <w:sz w:val="19"/>
+                <w:szCs w:val="19"/>
+              </w:rPr>
+              <w:t xml:space="preserve">Renders branded Finastra HTML, Word and PDF output from what another agent produced.</w:t>
+            </w:r>
+          </w:p>
+        </w:tc>
+        <w:tc>
+          <w:tcPr>
+            <w:tcW w:type="dxa" w:w="1600"/>
+            <w:tcMar>
+              <w:top w:type="dxa" w:w="100"/>
+              <w:left w:type="dxa" w:w="140"/>
+              <w:bottom w:type="dxa" w:w="100"/>
+              <w:right w:type="dxa" w:w="140"/>
+            </w:tcMar>
+          </w:tcPr>
+          <w:p>
+            <w:pPr>
+              <w:spacing w:after="0" w:line="260"/>
+            </w:pPr>
+            <w:r>
+              <w:rPr>
+                <w:rFonts w:ascii="Calibri" w:cs="Calibri" w:eastAsia="Calibri" w:hAnsi="Calibri"/>
+                <w:color w:val="131A18"/>
+                <w:sz w:val="19"/>
+                <w:szCs w:val="19"/>
+              </w:rPr>
+              <w:t xml:space="preserve">Skill → agent</w:t>
+            </w:r>
+          </w:p>
+        </w:tc>
+        <w:tc>
+          <w:tcPr>
+            <w:tcW w:type="dxa" w:w="1700"/>
+            <w:tcMar>
+              <w:top w:type="dxa" w:w="100"/>
+              <w:left w:type="dxa" w:w="140"/>
+              <w:bottom w:type="dxa" w:w="100"/>
+              <w:right w:type="dxa" w:w="140"/>
+            </w:tcMar>
+          </w:tcPr>
+          <w:p>
+            <w:pPr>
+              <w:spacing w:after="0" w:line="260"/>
+            </w:pPr>
+            <w:r>
+              <w:rPr>
+                <w:rFonts w:ascii="Calibri" w:cs="Calibri" w:eastAsia="Calibri" w:hAnsi="Calibri"/>
+                <w:color w:val="131A18"/>
+                <w:sz w:val="19"/>
+                <w:szCs w:val="19"/>
+              </w:rPr>
+              <w:t xml:space="preserve">Inherits its input</w:t>
+            </w:r>
+          </w:p>
+        </w:tc>
+      </w:tr>
+    </w:tbl>
+    <w:p>
+      <w:pPr>
+        <w:spacing w:after="180"/>
+      </w:pPr>
+    </w:p>
+    <w:p>
+      <w:pPr>
+        <w:spacing w:after="140" w:line="276"/>
+      </w:pPr>
+      <w:r>
+        <w:rPr>
+          <w:rFonts w:ascii="Calibri" w:cs="Calibri" w:eastAsia="Calibri" w:hAnsi="Calibri"/>
+          <w:b/>
+          <w:bCs/>
+          <w:color w:val="131A18"/>
+          <w:sz w:val="21"/>
+          <w:szCs w:val="21"/>
+        </w:rPr>
+        <w:t xml:space="preserve">Case 360°</w:t>
+      </w:r>
+      <w:r>
+        <w:rPr>
+          <w:rFonts w:ascii="Calibri" w:cs="Calibri" w:eastAsia="Calibri" w:hAnsi="Calibri"/>
+          <w:color w:val="131A18"/>
+          <w:sz w:val="21"/>
+          <w:szCs w:val="21"/>
+        </w:rPr>
+        <w:t xml:space="preserve"> sits above several of these rather than beside them: it assembles a Salesforce case together with its related ServiceNow, Jira and Office 365 context into one view. It is therefore the point at which the most client-identifying material converges, and the controls in Section 7 apply to it most sharply.</w:t>
+      </w:r>
+    </w:p>
+    <w:p>
+      <w:pPr>
+        <w:spacing w:after="140" w:line="276"/>
+      </w:pPr>
+      <w:r>
+        <w:rPr>
+          <w:rFonts w:ascii="Calibri" w:cs="Calibri" w:eastAsia="Calibri" w:hAnsi="Calibri"/>
+          <w:color w:val="131A18"/>
+          <w:sz w:val="21"/>
+          <w:szCs w:val="21"/>
+        </w:rPr>
+        <w:t xml:space="preserve">Two observations worth drawing out. </w:t>
+      </w:r>
+      <w:r>
+        <w:rPr>
+          <w:rFonts w:ascii="Calibri" w:cs="Calibri" w:eastAsia="Calibri" w:hAnsi="Calibri"/>
+          <w:b/>
+          <w:bCs/>
+          <w:color w:val="131A18"/>
+          <w:sz w:val="21"/>
+          <w:szCs w:val="21"/>
+        </w:rPr>
+        <w:t xml:space="preserve">Four of the eight reach systems holding client-identifying content</w:t>
+      </w:r>
+      <w:r>
+        <w:rPr>
+          <w:rFonts w:ascii="Calibri" w:cs="Calibri" w:eastAsia="Calibri" w:hAnsi="Calibri"/>
+          <w:color w:val="131A18"/>
+          <w:sz w:val="21"/>
+          <w:szCs w:val="21"/>
+        </w:rPr>
+        <w:t xml:space="preserve">, which is why Section 7 treats retrieval entitlements as a design decision rather than a later refinement — an agent reading with a broad service account would let a user see cases they could not open directly. And the </w:t>
+      </w:r>
+      <w:r>
+        <w:rPr>
+          <w:rFonts w:ascii="Calibri" w:cs="Calibri" w:eastAsia="Calibri" w:hAnsi="Calibri"/>
+          <w:b/>
+          <w:bCs/>
+          <w:color w:val="131A18"/>
+          <w:sz w:val="21"/>
+          <w:szCs w:val="21"/>
+        </w:rPr>
+        <w:t xml:space="preserve">Reports agent inherits the classification of whatever it renders</w:t>
+      </w:r>
+      <w:r>
+        <w:rPr>
+          <w:rFonts w:ascii="Calibri" w:cs="Calibri" w:eastAsia="Calibri" w:hAnsi="Calibri"/>
+          <w:color w:val="131A18"/>
+          <w:sz w:val="21"/>
+          <w:szCs w:val="21"/>
+        </w:rPr>
+        <w:t xml:space="preserve">: a branded PDF assembled from case data carries that data out of the platform in a file, so its output needs the same handling as its input.</w:t>
+      </w:r>
+    </w:p>
     <w:p>
       <w:pPr>
         <w:spacing w:after="200"/>
